--- a/flow/20230927_hours/triodion-lent/тиждень-4/4-5.docx
+++ b/flow/20230927_hours/triodion-lent/тиждень-4/4-5.docx
@@ -97,32 +97,27 @@
     </w:p>
     <w:p>
       <w:pPr>
-        <w:rPr>
-          <w:rFonts w:ascii="Times New Roman" w:hAnsi="Times New Roman"/>
-          <w:sz w:val="24"/>
-        </w:rPr>
-      </w:pPr>
-      <w:r>
-        <w:rPr>
-          <w:rFonts w:ascii="Times New Roman" w:hAnsi="Times New Roman"/>
-          <w:sz w:val="24"/>
-        </w:rPr>
-        <w:t>Царю небесний, утішителю, Душе істини,* що всюди єси і все наповняєш,* скарбе дібр і життя подателю,* прийди і вселися в нас,* і очисти нас від усякої скверни,* і спаси, Благий, душі наші.</w:t>
-      </w:r>
-    </w:p>
-    <w:p>
-      <w:pPr>
-        <w:rPr>
-          <w:rFonts w:ascii="Times New Roman" w:hAnsi="Times New Roman"/>
-          <w:sz w:val="24"/>
-        </w:rPr>
-      </w:pPr>
-      <w:r>
-        <w:rPr>
-          <w:rFonts w:ascii="Times New Roman" w:hAnsi="Times New Roman"/>
-          <w:sz w:val="24"/>
-        </w:rPr>
-        <w:t xml:space="preserve">Святий Боже, святий Кріпкий, святий Безсмертний, помилуй нас </w:t>
+        <w:spacing w:after="120"/>
+      </w:pPr>
+      <w:r>
+        <w:rPr>
+          <w:rFonts w:ascii="Times New Roman" w:hAnsi="Times New Roman"/>
+          <w:sz w:val="24"/>
+        </w:rPr>
+        <w:t>Ца́рю небе́сний, утіши́телю, Ду́ше íстини,* що всю́ди єси́ і все наповня́єш,* скарбни́це благ і життя́ пода́телю,* прийди́, і всели́ся в нас,* і очи́сти нас від уся́кої скве́рни,* і спаси́, благи́й, ду́ші на́ші.</w:t>
+      </w:r>
+    </w:p>
+    <w:p>
+      <w:pPr>
+        <w:spacing w:after="120"/>
+        <w:jc w:val="both"/>
+      </w:pPr>
+      <w:r>
+        <w:rPr>
+          <w:rFonts w:ascii="Times New Roman" w:hAnsi="Times New Roman"/>
+          <w:sz w:val="24"/>
+        </w:rPr>
+        <w:t xml:space="preserve">Святий Боже, святий Кріпкий, святий Безсмертний, помилуй нас. </w:t>
       </w:r>
       <w:r>
         <w:rPr>
@@ -133,13 +128,174 @@
         </w:rPr>
         <w:t>(3 р.)</w:t>
       </w:r>
-      <w:r>
-        <w:rPr>
-          <w:rFonts w:ascii="Times New Roman" w:hAnsi="Times New Roman"/>
+    </w:p>
+    <w:p>
+      <w:pPr>
+        <w:rPr>
+          <w:rFonts w:ascii="Times New Roman" w:hAnsi="Times New Roman"/>
+          <w:sz w:val="24"/>
+        </w:rPr>
+      </w:pPr>
+      <w:r>
+        <w:rPr>
+          <w:rFonts w:ascii="Times New Roman" w:hAnsi="Times New Roman"/>
+          <w:sz w:val="24"/>
+        </w:rPr>
+        <w:t>Слава Отцю, і Сину, і Святому Духові,* і нині, і повсякчас, і на віки вічні. Амінь.</w:t>
+      </w:r>
+    </w:p>
+    <w:p>
+      <w:pPr>
+        <w:rPr>
+          <w:rFonts w:ascii="Times New Roman" w:hAnsi="Times New Roman"/>
+          <w:sz w:val="24"/>
+        </w:rPr>
+      </w:pPr>
+      <w:r>
+        <w:rPr>
+          <w:rFonts w:ascii="Times New Roman" w:hAnsi="Times New Roman"/>
+          <w:sz w:val="24"/>
+        </w:rPr>
+        <w:t>Пресвята Тройце, помилуй нас;* Господи, очисти гріхи наші;* Владико, прости беззаконня наші;* Святий, завітай і зціли немочі наші імени твого ради.</w:t>
+      </w:r>
+    </w:p>
+    <w:p>
+      <w:pPr>
+        <w:spacing w:after="120"/>
+        <w:jc w:val="both"/>
+      </w:pPr>
+      <w:r>
+        <w:rPr>
+          <w:rFonts w:ascii="Times New Roman" w:hAnsi="Times New Roman"/>
+          <w:sz w:val="24"/>
+        </w:rPr>
+        <w:t xml:space="preserve">Господи, помилуй. </w:t>
+      </w:r>
+      <w:r>
+        <w:rPr>
+          <w:rFonts w:ascii="Times New Roman" w:hAnsi="Times New Roman"/>
+          <w:i/>
+          <w:color w:val="FF0000"/>
+          <w:sz w:val="24"/>
+        </w:rPr>
+        <w:t>(3 р.)</w:t>
+      </w:r>
+    </w:p>
+    <w:p>
+      <w:pPr>
+        <w:rPr>
+          <w:rFonts w:ascii="Times New Roman" w:hAnsi="Times New Roman"/>
+          <w:sz w:val="24"/>
+        </w:rPr>
+      </w:pPr>
+      <w:r>
+        <w:rPr>
+          <w:rFonts w:ascii="Times New Roman" w:hAnsi="Times New Roman"/>
+          <w:sz w:val="24"/>
+        </w:rPr>
+        <w:t>Слава Отцю, і Сину, і Святому Духові* і нині, і повсякчас, і на віки вічні. Амінь.</w:t>
+      </w:r>
+    </w:p>
+    <w:p>
+      <w:pPr>
+        <w:rPr>
+          <w:rFonts w:ascii="Times New Roman" w:hAnsi="Times New Roman"/>
+          <w:sz w:val="24"/>
+        </w:rPr>
+      </w:pPr>
+      <w:r>
+        <w:rPr>
+          <w:rFonts w:ascii="Times New Roman" w:hAnsi="Times New Roman"/>
+          <w:sz w:val="24"/>
+        </w:rPr>
+        <w:t>Отче наш, що єси на небесах,* нехай святиться ім’я твоє,* нехай прийде царство твоє,* нехай буде воля твоя, як на небі, так і на землі.* Хліб наш насущний дай нам сьогодні,* і прости нам провини наші,* як і ми прощаємо винуватцям нашим,* і не введи нас у спокусу,* але визволи нас від лукавого.</w:t>
+      </w:r>
+    </w:p>
+    <w:p>
+      <w:pPr>
+        <w:rPr>
+          <w:rFonts w:ascii="Times New Roman" w:hAnsi="Times New Roman"/>
+          <w:sz w:val="24"/>
+        </w:rPr>
+      </w:pPr>
+      <w:r>
+        <w:rPr>
+          <w:rFonts w:ascii="Times New Roman" w:hAnsi="Times New Roman"/>
+          <w:i/>
+          <w:color w:val="FF0000"/>
+          <w:sz w:val="24"/>
+        </w:rPr>
+        <w:t>Священик</w:t>
+      </w:r>
+      <w:r>
+        <w:rPr>
+          <w:rFonts w:ascii="Times New Roman" w:hAnsi="Times New Roman"/>
+          <w:color w:val="FF0000"/>
+          <w:sz w:val="24"/>
+        </w:rPr>
+        <w:t xml:space="preserve">: </w:t>
+      </w:r>
+      <w:r>
+        <w:rPr>
+          <w:rFonts w:ascii="Times New Roman" w:hAnsi="Times New Roman"/>
+          <w:sz w:val="24"/>
+        </w:rPr>
+        <w:t>Бо твоє є царство, і сила, і слава, Отця, і Сина, і Святого Духа, нині і повсякчас, і на віки вічні.</w:t>
+      </w:r>
+    </w:p>
+    <w:p>
+      <w:pPr>
+        <w:spacing w:after="120"/>
+        <w:jc w:val="both"/>
+      </w:pPr>
+      <w:r>
+        <w:rPr>
+          <w:rFonts w:ascii="Times New Roman" w:hAnsi="Times New Roman"/>
+          <w:i/>
+          <w:color w:val="FF0000"/>
+          <w:sz w:val="24"/>
+        </w:rPr>
+        <w:t>Вірні:</w:t>
+      </w:r>
+      <w:r>
+        <w:rPr>
+          <w:rFonts w:ascii="Times New Roman" w:hAnsi="Times New Roman"/>
+          <w:color w:val="FF0000"/>
+          <w:sz w:val="24"/>
+        </w:rPr>
+        <w:t xml:space="preserve"> </w:t>
+      </w:r>
+      <w:r>
+        <w:rPr>
+          <w:rFonts w:ascii="Times New Roman" w:hAnsi="Times New Roman"/>
+          <w:sz w:val="24"/>
+        </w:rPr>
+        <w:t>Амінь. Господи, помилуй</w:t>
+      </w:r>
+      <w:r>
+        <w:rPr>
+          <w:rFonts w:ascii="Times New Roman" w:hAnsi="Times New Roman"/>
+          <w:i/>
           <w:sz w:val="24"/>
         </w:rPr>
         <w:t>.</w:t>
       </w:r>
+      <w:r>
+        <w:rPr>
+          <w:rFonts w:ascii="Times New Roman" w:hAnsi="Times New Roman"/>
+          <w:sz w:val="24"/>
+        </w:rPr>
+        <w:t xml:space="preserve"> </w:t>
+      </w:r>
+      <w:r>
+        <w:rPr>
+          <w:rFonts w:ascii="Times New Roman" w:hAnsi="Times New Roman"/>
+          <w:i/>
+          <w:color w:val="FF0000"/>
+          <w:sz w:val="24"/>
+        </w:rPr>
+        <w:t>(12 р.)</w:t>
+      </w:r>
     </w:p>
     <w:p>
       <w:pPr>
@@ -158,210 +314,41 @@
     </w:p>
     <w:p>
       <w:pPr>
-        <w:rPr>
-          <w:rFonts w:ascii="Times New Roman" w:hAnsi="Times New Roman"/>
-          <w:sz w:val="24"/>
-        </w:rPr>
-      </w:pPr>
-      <w:r>
-        <w:rPr>
-          <w:rFonts w:ascii="Times New Roman" w:hAnsi="Times New Roman"/>
-          <w:sz w:val="24"/>
-        </w:rPr>
-        <w:t>Пресвята Тройце, помилуй нас;* Господи, очисти гріхи наші;* Владико, прости беззаконня наші;* Святий, завітай і зціли немочі наші імени твого ради.</w:t>
-      </w:r>
-    </w:p>
-    <w:p>
-      <w:pPr>
-        <w:rPr>
-          <w:rFonts w:ascii="Times New Roman" w:hAnsi="Times New Roman"/>
-          <w:sz w:val="24"/>
-        </w:rPr>
-      </w:pPr>
-      <w:r>
-        <w:rPr>
-          <w:rFonts w:ascii="Times New Roman" w:hAnsi="Times New Roman"/>
-          <w:sz w:val="24"/>
-        </w:rPr>
-        <w:t xml:space="preserve">Господи, помилуй </w:t>
-      </w:r>
-      <w:r>
-        <w:rPr>
-          <w:rFonts w:ascii="Times New Roman" w:hAnsi="Times New Roman"/>
-          <w:i/>
-          <w:color w:val="FF0000"/>
-          <w:sz w:val="24"/>
-        </w:rPr>
-        <w:t>(3 р.)</w:t>
-      </w:r>
-      <w:r>
-        <w:rPr>
-          <w:rFonts w:ascii="Times New Roman" w:hAnsi="Times New Roman"/>
-          <w:sz w:val="24"/>
-        </w:rPr>
-        <w:t>.</w:t>
-      </w:r>
-    </w:p>
-    <w:p>
-      <w:pPr>
-        <w:rPr>
-          <w:rFonts w:ascii="Times New Roman" w:hAnsi="Times New Roman"/>
-          <w:sz w:val="24"/>
-        </w:rPr>
-      </w:pPr>
-      <w:r>
-        <w:rPr>
-          <w:rFonts w:ascii="Times New Roman" w:hAnsi="Times New Roman"/>
-          <w:sz w:val="24"/>
-        </w:rPr>
-        <w:t>Слава Отцю, і Сину, і Святому Духові* і нині, і повсякчас, і на віки вічні. Амінь.</w:t>
-      </w:r>
-    </w:p>
-    <w:p>
-      <w:pPr>
-        <w:rPr>
-          <w:rFonts w:ascii="Times New Roman" w:hAnsi="Times New Roman"/>
-          <w:sz w:val="24"/>
-        </w:rPr>
-      </w:pPr>
-      <w:r>
-        <w:rPr>
-          <w:rFonts w:ascii="Times New Roman" w:hAnsi="Times New Roman"/>
-          <w:sz w:val="24"/>
-        </w:rPr>
-        <w:t>Отче наш, що єси на небесах,* нехай святиться ім’я твоє,* нехай прийде царство твоє,* нехай буде воля твоя, як на небі, так і на землі.* Хліб наш насущний дай нам сьогодні,* і прости нам провини наші,* як і ми прощаємо винуватцям нашим,* і не введи нас у спокусу,* але визволи нас від лукавого.</w:t>
-      </w:r>
-    </w:p>
-    <w:p>
-      <w:pPr>
-        <w:rPr>
-          <w:rFonts w:ascii="Times New Roman" w:hAnsi="Times New Roman"/>
-          <w:sz w:val="24"/>
-        </w:rPr>
-      </w:pPr>
-      <w:r>
-        <w:rPr>
-          <w:rFonts w:ascii="Times New Roman" w:hAnsi="Times New Roman"/>
-          <w:i/>
-          <w:color w:val="FF0000"/>
-          <w:sz w:val="24"/>
-        </w:rPr>
-        <w:t>Священик</w:t>
-      </w:r>
-      <w:r>
-        <w:rPr>
-          <w:rFonts w:ascii="Times New Roman" w:hAnsi="Times New Roman"/>
-          <w:color w:val="FF0000"/>
-          <w:sz w:val="24"/>
-        </w:rPr>
-        <w:t xml:space="preserve">: </w:t>
-      </w:r>
-      <w:r>
-        <w:rPr>
-          <w:rFonts w:ascii="Times New Roman" w:hAnsi="Times New Roman"/>
-          <w:sz w:val="24"/>
-        </w:rPr>
-        <w:t>Бо твоє є царство, і сила, і слава, Отця, і Сина, і Святого Духа, нині і повсякчас, і на віки вічні.</w:t>
-      </w:r>
-    </w:p>
-    <w:p>
-      <w:pPr>
-        <w:rPr>
-          <w:rFonts w:ascii="Times New Roman" w:hAnsi="Times New Roman"/>
-          <w:sz w:val="24"/>
-        </w:rPr>
-      </w:pPr>
-      <w:r>
-        <w:rPr>
-          <w:rFonts w:ascii="Times New Roman" w:hAnsi="Times New Roman"/>
-          <w:i/>
-          <w:color w:val="FF0000"/>
-          <w:sz w:val="24"/>
-        </w:rPr>
-        <w:t xml:space="preserve">Вірні: </w:t>
-      </w:r>
-      <w:r>
-        <w:rPr>
-          <w:rFonts w:ascii="Times New Roman" w:hAnsi="Times New Roman"/>
-          <w:sz w:val="24"/>
-        </w:rPr>
-        <w:t xml:space="preserve">Амінь. Господи, помилуй </w:t>
-      </w:r>
-      <w:r>
-        <w:rPr>
-          <w:rFonts w:ascii="Times New Roman" w:hAnsi="Times New Roman"/>
-          <w:i/>
-          <w:color w:val="FF0000"/>
-          <w:sz w:val="24"/>
-        </w:rPr>
-        <w:t>(12 р.)</w:t>
-      </w:r>
-      <w:r>
-        <w:rPr>
-          <w:rFonts w:ascii="Times New Roman" w:hAnsi="Times New Roman"/>
-          <w:sz w:val="24"/>
-        </w:rPr>
-        <w:t>.</w:t>
-      </w:r>
-    </w:p>
-    <w:p>
-      <w:pPr>
-        <w:rPr>
-          <w:rFonts w:ascii="Times New Roman" w:hAnsi="Times New Roman"/>
-          <w:sz w:val="24"/>
-        </w:rPr>
-      </w:pPr>
-      <w:r>
-        <w:rPr>
-          <w:rFonts w:ascii="Times New Roman" w:hAnsi="Times New Roman"/>
-          <w:sz w:val="24"/>
-        </w:rPr>
-        <w:t>Слава Отцю, і Сину, і Святому Духові,* і нині, і повсякчас, і на віки вічні. Амінь.</w:t>
-      </w:r>
-    </w:p>
-    <w:p>
-      <w:pPr>
-        <w:rPr>
-          <w:rFonts w:ascii="Times New Roman" w:hAnsi="Times New Roman"/>
-          <w:sz w:val="24"/>
-        </w:rPr>
-      </w:pPr>
-      <w:r>
-        <w:rPr>
-          <w:rFonts w:ascii="Times New Roman" w:hAnsi="Times New Roman"/>
-          <w:sz w:val="24"/>
-        </w:rPr>
-        <w:t>Прийдіте, поклонімся* Цареві нашому Богу.</w:t>
-      </w:r>
-    </w:p>
-    <w:p>
-      <w:pPr>
-        <w:rPr>
-          <w:rFonts w:ascii="Times New Roman" w:hAnsi="Times New Roman"/>
-          <w:sz w:val="24"/>
-        </w:rPr>
-      </w:pPr>
-      <w:r>
-        <w:rPr>
-          <w:rFonts w:ascii="Times New Roman" w:hAnsi="Times New Roman"/>
-          <w:sz w:val="24"/>
-        </w:rPr>
-        <w:t>Прийдіте, поклонімся* Христові, Цареві нашому Богу.</w:t>
-      </w:r>
-    </w:p>
-    <w:p>
-      <w:pPr>
-        <w:rPr>
-          <w:rFonts w:ascii="Times New Roman" w:hAnsi="Times New Roman"/>
-          <w:sz w:val="24"/>
-        </w:rPr>
-      </w:pPr>
-      <w:r>
-        <w:rPr>
-          <w:rFonts w:ascii="Times New Roman" w:hAnsi="Times New Roman"/>
-          <w:sz w:val="24"/>
-        </w:rPr>
-        <w:t>Прийдіте, поклонімся і припадім* до самого Господа Ісуса Христа, Царя і Бога нашого.</w:t>
+        <w:spacing w:after="120"/>
+        <w:jc w:val="both"/>
+      </w:pPr>
+      <w:r>
+        <w:rPr>
+          <w:rFonts w:ascii="Times New Roman" w:hAnsi="Times New Roman"/>
+          <w:sz w:val="24"/>
+        </w:rPr>
+        <w:t>Прийді́те, поклоні́мся* царе́ві на́шому – Бо́гу.</w:t>
+      </w:r>
+    </w:p>
+    <w:p>
+      <w:pPr>
+        <w:spacing w:after="120"/>
+        <w:jc w:val="both"/>
+      </w:pPr>
+      <w:r>
+        <w:rPr>
+          <w:rFonts w:ascii="Times New Roman" w:hAnsi="Times New Roman"/>
+          <w:sz w:val="24"/>
+        </w:rPr>
+        <w:t>Прийді́те, поклоні́мся* Христо́ві, царе́ві на́шому – Бо́гу.</w:t>
+      </w:r>
+    </w:p>
+    <w:p>
+      <w:pPr>
+        <w:spacing w:after="120"/>
+        <w:jc w:val="both"/>
+      </w:pPr>
+      <w:r>
+        <w:rPr>
+          <w:rFonts w:ascii="Times New Roman" w:hAnsi="Times New Roman"/>
+          <w:sz w:val="24"/>
+        </w:rPr>
+        <w:t>Прийді́те, поклоні́мся і припаді́м* до само́го Го́спода Ісу́са Христа́ – царя́ і Бо́га на́шого.</w:t>
       </w:r>
     </w:p>
     <w:p>
@@ -1081,17 +1068,15 @@
     </w:p>
     <w:p>
       <w:pPr>
-        <w:rPr>
-          <w:rFonts w:ascii="Times New Roman" w:hAnsi="Times New Roman"/>
-          <w:sz w:val="24"/>
-        </w:rPr>
-      </w:pPr>
-      <w:r>
-        <w:rPr>
-          <w:rFonts w:ascii="Times New Roman" w:hAnsi="Times New Roman"/>
-          <w:sz w:val="24"/>
-        </w:rPr>
-        <w:t xml:space="preserve">Господи, помилуй </w:t>
+        <w:spacing w:after="120"/>
+        <w:jc w:val="both"/>
+      </w:pPr>
+      <w:r>
+        <w:rPr>
+          <w:rFonts w:ascii="Times New Roman" w:hAnsi="Times New Roman"/>
+          <w:sz w:val="24"/>
+        </w:rPr>
+        <w:t xml:space="preserve">Господи, помилуй. </w:t>
       </w:r>
       <w:r>
         <w:rPr>
@@ -1102,13 +1087,6 @@
         </w:rPr>
         <w:t>(3 р.)</w:t>
       </w:r>
-      <w:r>
-        <w:rPr>
-          <w:rFonts w:ascii="Times New Roman" w:hAnsi="Times New Roman"/>
-          <w:sz w:val="24"/>
-        </w:rPr>
-        <w:t>.</w:t>
-      </w:r>
     </w:p>
     <w:p>
       <w:pPr>
@@ -1367,17 +1345,15 @@
     </w:p>
     <w:p>
       <w:pPr>
-        <w:rPr>
-          <w:rFonts w:ascii="Times New Roman" w:hAnsi="Times New Roman"/>
-          <w:sz w:val="24"/>
-        </w:rPr>
-      </w:pPr>
-      <w:r>
-        <w:rPr>
-          <w:rFonts w:ascii="Times New Roman" w:hAnsi="Times New Roman"/>
-          <w:sz w:val="24"/>
-        </w:rPr>
-        <w:t xml:space="preserve">Святий Боже, святий Кріпкий, святий Безсмертний, помилуй нас </w:t>
+        <w:spacing w:after="120"/>
+        <w:jc w:val="both"/>
+      </w:pPr>
+      <w:r>
+        <w:rPr>
+          <w:rFonts w:ascii="Times New Roman" w:hAnsi="Times New Roman"/>
+          <w:sz w:val="24"/>
+        </w:rPr>
+        <w:t xml:space="preserve">Святий Боже, святий Кріпкий, святий Безсмертний, помилуй нас. </w:t>
       </w:r>
       <w:r>
         <w:rPr>
@@ -1388,13 +1364,6 @@
         </w:rPr>
         <w:t>(3 р.)</w:t>
       </w:r>
-      <w:r>
-        <w:rPr>
-          <w:rFonts w:ascii="Times New Roman" w:hAnsi="Times New Roman"/>
-          <w:sz w:val="24"/>
-        </w:rPr>
-        <w:t>.</w:t>
-      </w:r>
     </w:p>
     <w:p>
       <w:pPr>
@@ -1428,17 +1397,15 @@
     </w:p>
     <w:p>
       <w:pPr>
-        <w:rPr>
-          <w:rFonts w:ascii="Times New Roman" w:hAnsi="Times New Roman"/>
-          <w:sz w:val="24"/>
-        </w:rPr>
-      </w:pPr>
-      <w:r>
-        <w:rPr>
-          <w:rFonts w:ascii="Times New Roman" w:hAnsi="Times New Roman"/>
-          <w:sz w:val="24"/>
-        </w:rPr>
-        <w:t xml:space="preserve">Господи, помилуй </w:t>
+        <w:spacing w:after="120"/>
+        <w:jc w:val="both"/>
+      </w:pPr>
+      <w:r>
+        <w:rPr>
+          <w:rFonts w:ascii="Times New Roman" w:hAnsi="Times New Roman"/>
+          <w:sz w:val="24"/>
+        </w:rPr>
+        <w:t xml:space="preserve">Господи, помилуй. </w:t>
       </w:r>
       <w:r>
         <w:rPr>
@@ -1448,13 +1415,6 @@
           <w:sz w:val="24"/>
         </w:rPr>
         <w:t>(3 р.)</w:t>
-      </w:r>
-      <w:r>
-        <w:rPr>
-          <w:rFonts w:ascii="Times New Roman" w:hAnsi="Times New Roman"/>
-          <w:sz w:val="24"/>
-        </w:rPr>
-        <w:t>.</w:t>
       </w:r>
     </w:p>
     <w:p>
@@ -1706,17 +1666,15 @@
     </w:p>
     <w:p>
       <w:pPr>
-        <w:rPr>
-          <w:rFonts w:ascii="Times New Roman" w:hAnsi="Times New Roman"/>
-          <w:sz w:val="24"/>
-        </w:rPr>
-      </w:pPr>
-      <w:r>
-        <w:rPr>
-          <w:rFonts w:ascii="Times New Roman" w:hAnsi="Times New Roman"/>
-          <w:sz w:val="24"/>
-        </w:rPr>
-        <w:t xml:space="preserve">Господи, помилуй </w:t>
+        <w:spacing w:after="120"/>
+        <w:jc w:val="both"/>
+      </w:pPr>
+      <w:r>
+        <w:rPr>
+          <w:rFonts w:ascii="Times New Roman" w:hAnsi="Times New Roman"/>
+          <w:sz w:val="24"/>
+        </w:rPr>
+        <w:t xml:space="preserve">Господи, помилуй. </w:t>
       </w:r>
       <w:r>
         <w:rPr>
@@ -1727,13 +1685,6 @@
         </w:rPr>
         <w:t>(3 р.)</w:t>
       </w:r>
-      <w:r>
-        <w:rPr>
-          <w:rFonts w:ascii="Times New Roman" w:hAnsi="Times New Roman"/>
-          <w:sz w:val="24"/>
-        </w:rPr>
-        <w:t>.</w:t>
-      </w:r>
     </w:p>
     <w:p>
       <w:pPr>
@@ -1964,23 +1915,32 @@
     </w:p>
     <w:p>
       <w:pPr>
-        <w:rPr>
-          <w:rFonts w:ascii="Times New Roman" w:hAnsi="Times New Roman"/>
-          <w:i/>
-          <w:iCs/>
-          <w:color w:val="FF0000"/>
-          <w:sz w:val="24"/>
-        </w:rPr>
-      </w:pPr>
-      <w:r>
-        <w:rPr>
-          <w:rFonts w:ascii="Times New Roman" w:hAnsi="Times New Roman"/>
-          <w:i/>
-          <w:iCs/>
-          <w:color w:val="FF0000"/>
-          <w:sz w:val="24"/>
-        </w:rPr>
-        <w:t>І знову: молитва св. Єфрема і доземний поклін.</w:t>
+        <w:spacing w:after="120"/>
+      </w:pPr>
+      <w:r>
+        <w:rPr>
+          <w:rFonts w:ascii="Times New Roman" w:hAnsi="Times New Roman"/>
+          <w:color w:val="303030"/>
+          <w:sz w:val="24"/>
+        </w:rPr>
+        <w:t xml:space="preserve">Го́споди і Влади́ко життя́ мого́! Духа ліни́вства, недбайли́вости, властолю́б'я і пустомо́вства віджени́ від ме́не. Ду́ха чистоти́, поко́ри, терпели́вости й любо́ви дару́й мені, </w:t>
+      </w:r>
+      <w:r>
+        <w:rPr>
+          <w:rFonts w:ascii="Times New Roman" w:hAnsi="Times New Roman"/>
+          <w:color w:val="303030"/>
+          <w:sz w:val="24"/>
+        </w:rPr>
+        <w:t xml:space="preserve">слузі́ Твоє́му. Так, Го́споди, Ца́рю! Дай мені́ ба́чити гріхи́ мої́ і не осу́джувати бра́та мого́, бо Ти благослове́нний на ві́ки вікі́в. Амі́нь. </w:t>
+      </w:r>
+      <w:r>
+        <w:rPr>
+          <w:rFonts w:ascii="Times New Roman" w:hAnsi="Times New Roman"/>
+          <w:i/>
+          <w:color w:val="FF3333"/>
+          <w:sz w:val="24"/>
+        </w:rPr>
+        <w:t>(Доземний поклін)</w:t>
       </w:r>
     </w:p>
     <w:p>
@@ -2004,17 +1964,15 @@
     </w:p>
     <w:p>
       <w:pPr>
-        <w:rPr>
-          <w:rFonts w:ascii="Times New Roman" w:hAnsi="Times New Roman"/>
-          <w:sz w:val="24"/>
-        </w:rPr>
-      </w:pPr>
-      <w:r>
-        <w:rPr>
-          <w:rFonts w:ascii="Times New Roman" w:hAnsi="Times New Roman"/>
-          <w:sz w:val="24"/>
-        </w:rPr>
-        <w:t xml:space="preserve">Святий Боже, святий Кріпкий, святий Безсмертний, помилуй нас </w:t>
+        <w:spacing w:after="120"/>
+        <w:jc w:val="both"/>
+      </w:pPr>
+      <w:r>
+        <w:rPr>
+          <w:rFonts w:ascii="Times New Roman" w:hAnsi="Times New Roman"/>
+          <w:sz w:val="24"/>
+        </w:rPr>
+        <w:t xml:space="preserve">Святий Боже, святий Кріпкий, святий Безсмертний, помилуй нас. </w:t>
       </w:r>
       <w:r>
         <w:rPr>
@@ -2024,13 +1982,6 @@
           <w:sz w:val="24"/>
         </w:rPr>
         <w:t>(3 р.)</w:t>
-      </w:r>
-      <w:r>
-        <w:rPr>
-          <w:rFonts w:ascii="Times New Roman" w:hAnsi="Times New Roman"/>
-          <w:sz w:val="24"/>
-        </w:rPr>
-        <w:t>.</w:t>
       </w:r>
     </w:p>
     <w:p>
@@ -2066,17 +2017,15 @@
     </w:p>
     <w:p>
       <w:pPr>
-        <w:rPr>
-          <w:rFonts w:ascii="Times New Roman" w:hAnsi="Times New Roman"/>
-          <w:sz w:val="24"/>
-        </w:rPr>
-      </w:pPr>
-      <w:r>
-        <w:rPr>
-          <w:rFonts w:ascii="Times New Roman" w:hAnsi="Times New Roman"/>
-          <w:sz w:val="24"/>
-        </w:rPr>
-        <w:t xml:space="preserve">Господи, помилуй </w:t>
+        <w:spacing w:after="120"/>
+        <w:jc w:val="both"/>
+      </w:pPr>
+      <w:r>
+        <w:rPr>
+          <w:rFonts w:ascii="Times New Roman" w:hAnsi="Times New Roman"/>
+          <w:sz w:val="24"/>
+        </w:rPr>
+        <w:t xml:space="preserve">Господи, помилуй. </w:t>
       </w:r>
       <w:r>
         <w:rPr>
@@ -2087,13 +2036,6 @@
         </w:rPr>
         <w:t>(3 р.)</w:t>
       </w:r>
-      <w:r>
-        <w:rPr>
-          <w:rFonts w:ascii="Times New Roman" w:hAnsi="Times New Roman"/>
-          <w:sz w:val="24"/>
-        </w:rPr>
-        <w:t>.</w:t>
-      </w:r>
     </w:p>
     <w:p>
       <w:pPr>
@@ -2278,26 +2220,32 @@
     </w:p>
     <w:p>
       <w:pPr>
-        <w:rPr>
-          <w:rFonts w:ascii="Times New Roman" w:hAnsi="Times New Roman"/>
-          <w:sz w:val="24"/>
-        </w:rPr>
-      </w:pPr>
-      <w:r>
-        <w:rPr>
-          <w:rFonts w:ascii="Times New Roman" w:hAnsi="Times New Roman"/>
-          <w:i/>
-          <w:color w:val="FF0000"/>
-          <w:sz w:val="24"/>
-        </w:rPr>
-        <w:t xml:space="preserve">Священик: </w:t>
-      </w:r>
-      <w:r>
-        <w:rPr>
-          <w:rFonts w:ascii="Times New Roman" w:hAnsi="Times New Roman"/>
-          <w:sz w:val="24"/>
-        </w:rPr>
-        <w:t>Слава тобі, Христе Боже, надіє наша, слава тобі!</w:t>
+        <w:spacing w:after="120"/>
+        <w:jc w:val="both"/>
+      </w:pPr>
+      <w:r>
+        <w:rPr>
+          <w:rFonts w:ascii="Times New Roman" w:hAnsi="Times New Roman"/>
+          <w:i/>
+          <w:color w:val="FF0000"/>
+          <w:sz w:val="24"/>
+        </w:rPr>
+        <w:t>Священик:</w:t>
+      </w:r>
+      <w:r>
+        <w:rPr>
+          <w:rFonts w:ascii="Times New Roman" w:hAnsi="Times New Roman"/>
+          <w:color w:val="FF0000"/>
+          <w:sz w:val="24"/>
+        </w:rPr>
+        <w:t xml:space="preserve"> </w:t>
+      </w:r>
+      <w:r>
+        <w:rPr>
+          <w:rFonts w:ascii="Times New Roman" w:hAnsi="Times New Roman"/>
+          <w:sz w:val="24"/>
+        </w:rPr>
+        <w:t>Слава тобі, Христе Боже, уповання наше, слава тобі!</w:t>
       </w:r>
     </w:p>
     <w:p>
@@ -2462,6 +2410,187 @@
     </w:p>
     <w:p>
       <w:pPr>
+        <w:spacing w:after="120"/>
+      </w:pPr>
+      <w:r>
+        <w:rPr>
+          <w:rFonts w:ascii="Times New Roman" w:hAnsi="Times New Roman"/>
+          <w:i/>
+          <w:color w:val="FF0000"/>
+          <w:sz w:val="24"/>
+        </w:rPr>
+        <w:t>Вірні:</w:t>
+      </w:r>
+      <w:r>
+        <w:rPr>
+          <w:rFonts w:ascii="Times New Roman" w:hAnsi="Times New Roman"/>
+          <w:color w:val="FF0000"/>
+          <w:sz w:val="24"/>
+        </w:rPr>
+        <w:t xml:space="preserve"> </w:t>
+      </w:r>
+      <w:r>
+        <w:rPr>
+          <w:rFonts w:ascii="Times New Roman" w:hAnsi="Times New Roman"/>
+          <w:sz w:val="24"/>
+        </w:rPr>
+        <w:t>Амі́нь.</w:t>
+      </w:r>
+    </w:p>
+    <w:p>
+      <w:pPr>
+        <w:spacing w:after="120"/>
+      </w:pPr>
+      <w:r>
+        <w:rPr>
+          <w:rFonts w:ascii="Times New Roman" w:hAnsi="Times New Roman"/>
+          <w:sz w:val="24"/>
+        </w:rPr>
+        <w:t>Сла́ва Тобі́, Бо́же наш, сла́ва Тобі́.</w:t>
+      </w:r>
+    </w:p>
+    <w:p>
+      <w:pPr>
+        <w:spacing w:after="120"/>
+      </w:pPr>
+      <w:r>
+        <w:rPr>
+          <w:rFonts w:ascii="Times New Roman" w:hAnsi="Times New Roman"/>
+          <w:sz w:val="24"/>
+        </w:rPr>
+        <w:t>Ца́рю небе́сний, утіши́телю, Ду́ше íстини,* що всю́ди єси́ і все наповня́єш,* скарбни́це благ і життя́ пода́телю,* прийди́, і всели́ся в нас,* і очи́сти нас від уся́кої скве́рни,* і спаси́, благи́й, ду́ші на́ші.</w:t>
+      </w:r>
+    </w:p>
+    <w:p>
+      <w:pPr>
+        <w:spacing w:after="120"/>
+        <w:jc w:val="both"/>
+      </w:pPr>
+      <w:r>
+        <w:rPr>
+          <w:rFonts w:ascii="Times New Roman" w:hAnsi="Times New Roman"/>
+          <w:sz w:val="24"/>
+        </w:rPr>
+        <w:t xml:space="preserve">Святий Боже, святий Кріпкий, святий Безсмертний, помилуй нас. </w:t>
+      </w:r>
+      <w:r>
+        <w:rPr>
+          <w:rFonts w:ascii="Times New Roman" w:hAnsi="Times New Roman"/>
+          <w:i/>
+          <w:color w:val="FF0000"/>
+          <w:sz w:val="24"/>
+        </w:rPr>
+        <w:t>(3 р.)</w:t>
+      </w:r>
+    </w:p>
+    <w:p>
+      <w:pPr>
+        <w:rPr>
+          <w:rFonts w:ascii="Times New Roman" w:hAnsi="Times New Roman"/>
+          <w:sz w:val="24"/>
+        </w:rPr>
+      </w:pPr>
+      <w:r>
+        <w:rPr>
+          <w:rFonts w:ascii="Times New Roman" w:hAnsi="Times New Roman"/>
+          <w:sz w:val="24"/>
+        </w:rPr>
+        <w:t>Слава Отцю, і Сину, і Святому Духові,* і нині і повсякчас, і на віки вічні. Амінь.</w:t>
+      </w:r>
+    </w:p>
+    <w:p>
+      <w:pPr>
+        <w:rPr>
+          <w:rFonts w:ascii="Times New Roman" w:hAnsi="Times New Roman"/>
+          <w:sz w:val="24"/>
+        </w:rPr>
+      </w:pPr>
+      <w:r>
+        <w:rPr>
+          <w:rFonts w:ascii="Times New Roman" w:hAnsi="Times New Roman"/>
+          <w:sz w:val="24"/>
+        </w:rPr>
+        <w:t>Пресвята Тройце, помилуй нас;* Господи, очисти гріхи наші;* Владико, прости беззаконня наші;* Святий, завітай і зціли немочі наші імени твого ради.</w:t>
+      </w:r>
+    </w:p>
+    <w:p>
+      <w:pPr>
+        <w:spacing w:after="120"/>
+        <w:jc w:val="both"/>
+      </w:pPr>
+      <w:r>
+        <w:rPr>
+          <w:rFonts w:ascii="Times New Roman" w:hAnsi="Times New Roman"/>
+          <w:sz w:val="24"/>
+        </w:rPr>
+        <w:t xml:space="preserve">Господи, помилуй. </w:t>
+      </w:r>
+      <w:r>
+        <w:rPr>
+          <w:rFonts w:ascii="Times New Roman" w:hAnsi="Times New Roman"/>
+          <w:i/>
+          <w:color w:val="FF0000"/>
+          <w:sz w:val="24"/>
+        </w:rPr>
+        <w:t>(3 р.)</w:t>
+      </w:r>
+    </w:p>
+    <w:p>
+      <w:pPr>
+        <w:rPr>
+          <w:rFonts w:ascii="Times New Roman" w:hAnsi="Times New Roman"/>
+          <w:sz w:val="24"/>
+        </w:rPr>
+      </w:pPr>
+      <w:r>
+        <w:rPr>
+          <w:rFonts w:ascii="Times New Roman" w:hAnsi="Times New Roman"/>
+          <w:sz w:val="24"/>
+        </w:rPr>
+        <w:t>Слава Отцю, і Сину, і Святому Духові,* і нині і повсякчас, і на віки вічні. Амінь.</w:t>
+      </w:r>
+    </w:p>
+    <w:p>
+      <w:pPr>
+        <w:rPr>
+          <w:rFonts w:ascii="Times New Roman" w:hAnsi="Times New Roman"/>
+          <w:sz w:val="24"/>
+        </w:rPr>
+      </w:pPr>
+      <w:r>
+        <w:rPr>
+          <w:rFonts w:ascii="Times New Roman" w:hAnsi="Times New Roman"/>
+          <w:sz w:val="24"/>
+        </w:rPr>
+        <w:t>Отче наш, що єси на небесах,* нехай святиться ім’я твоє,* нехай прийде царство твоє,* нехай буде воля твоя, як на небі, так і на землі.* Хліб наш насущний дай нам сьогодні,* і прости нам провини наші,* як і ми прощаємо винуватцям нашим,* і не введи нас у спокусу,* але визволи нас від лукавого.</w:t>
+      </w:r>
+    </w:p>
+    <w:p>
+      <w:pPr>
+        <w:rPr>
+          <w:rFonts w:ascii="Times New Roman" w:hAnsi="Times New Roman"/>
+          <w:sz w:val="24"/>
+        </w:rPr>
+      </w:pPr>
+      <w:r>
+        <w:rPr>
+          <w:rFonts w:ascii="Times New Roman" w:hAnsi="Times New Roman"/>
+          <w:i/>
+          <w:color w:val="FF0000"/>
+          <w:sz w:val="24"/>
+        </w:rPr>
+        <w:t xml:space="preserve">Священик: </w:t>
+      </w:r>
+      <w:r>
+        <w:rPr>
+          <w:rFonts w:ascii="Times New Roman" w:hAnsi="Times New Roman"/>
+          <w:sz w:val="24"/>
+        </w:rPr>
+        <w:t>Бо твоє є царство, і сила, і слава, Отця, і Сина, і Святого Духа, нині і повсякчас, і на віки вічні.</w:t>
+      </w:r>
+    </w:p>
+    <w:p>
+      <w:pPr>
         <w:rPr>
           <w:rFonts w:ascii="Times New Roman" w:hAnsi="Times New Roman"/>
           <w:sz w:val="24"/>
@@ -2481,46 +2610,31 @@
           <w:rFonts w:ascii="Times New Roman" w:hAnsi="Times New Roman"/>
           <w:sz w:val="24"/>
         </w:rPr>
-        <w:t>Амінь. Слава тобі, Боже наш, слава тобі.</w:t>
-      </w:r>
-    </w:p>
-    <w:p>
-      <w:pPr>
-        <w:rPr>
-          <w:rFonts w:ascii="Times New Roman" w:hAnsi="Times New Roman"/>
-          <w:sz w:val="24"/>
-        </w:rPr>
-      </w:pPr>
-      <w:r>
-        <w:rPr>
-          <w:rFonts w:ascii="Times New Roman" w:hAnsi="Times New Roman"/>
-          <w:sz w:val="24"/>
-        </w:rPr>
-        <w:t>Царю небесний, утішителю, Душе істини,* що всюди єси і все наповняєш,* скарбе дібр і життя подателю,* прийди і вселися в нас,* і очисти нас від усякої скверни,* і спаси, Благий, душі наші.</w:t>
-      </w:r>
-    </w:p>
-    <w:p>
-      <w:pPr>
-        <w:rPr>
-          <w:rFonts w:ascii="Times New Roman" w:hAnsi="Times New Roman"/>
-          <w:sz w:val="24"/>
-        </w:rPr>
-      </w:pPr>
-      <w:r>
-        <w:rPr>
-          <w:rFonts w:ascii="Times New Roman" w:hAnsi="Times New Roman"/>
-          <w:sz w:val="24"/>
-        </w:rPr>
-        <w:t xml:space="preserve">Святий Боже, святий Кріпкий, святий Безсмертний, помилуй нас </w:t>
-      </w:r>
-      <w:r>
-        <w:rPr>
-          <w:rFonts w:ascii="Times New Roman" w:hAnsi="Times New Roman"/>
-          <w:i/>
-          <w:color w:val="FF0000"/>
-          <w:sz w:val="24"/>
-        </w:rPr>
-        <w:t>(3 р.)</w:t>
+        <w:t>Амінь.</w:t>
+      </w:r>
+    </w:p>
+    <w:p>
+      <w:pPr>
+        <w:rPr>
+          <w:rFonts w:ascii="Times New Roman" w:hAnsi="Times New Roman"/>
+          <w:sz w:val="24"/>
+        </w:rPr>
+      </w:pPr>
+      <w:r>
+        <w:rPr>
+          <w:rFonts w:ascii="Times New Roman" w:hAnsi="Times New Roman"/>
+          <w:sz w:val="24"/>
+        </w:rPr>
+        <w:t xml:space="preserve">Господи, помилуй </w:t>
+      </w:r>
+      <w:r>
+        <w:rPr>
+          <w:rFonts w:ascii="Times New Roman" w:hAnsi="Times New Roman"/>
+          <w:i/>
+          <w:color w:val="FF0000"/>
+          <w:sz w:val="24"/>
+        </w:rPr>
+        <w:t>(12 р.)</w:t>
       </w:r>
       <w:r>
         <w:rPr>
@@ -2547,217 +2661,41 @@
     </w:p>
     <w:p>
       <w:pPr>
-        <w:rPr>
-          <w:rFonts w:ascii="Times New Roman" w:hAnsi="Times New Roman"/>
-          <w:sz w:val="24"/>
-        </w:rPr>
-      </w:pPr>
-      <w:r>
-        <w:rPr>
-          <w:rFonts w:ascii="Times New Roman" w:hAnsi="Times New Roman"/>
-          <w:sz w:val="24"/>
-        </w:rPr>
-        <w:t>Пресвята Тройце, помилуй нас;* Господи, очисти гріхи наші;* Владико, прости беззаконня наші;* Святий, завітай і зціли немочі наші імени твого ради.</w:t>
-      </w:r>
-    </w:p>
-    <w:p>
-      <w:pPr>
-        <w:rPr>
-          <w:rFonts w:ascii="Times New Roman" w:hAnsi="Times New Roman"/>
-          <w:sz w:val="24"/>
-        </w:rPr>
-      </w:pPr>
-      <w:r>
-        <w:rPr>
-          <w:rFonts w:ascii="Times New Roman" w:hAnsi="Times New Roman"/>
-          <w:sz w:val="24"/>
-        </w:rPr>
-        <w:t xml:space="preserve">Господи, помилуй </w:t>
-      </w:r>
-      <w:r>
-        <w:rPr>
-          <w:rFonts w:ascii="Times New Roman" w:hAnsi="Times New Roman"/>
-          <w:i/>
-          <w:color w:val="FF0000"/>
-          <w:sz w:val="24"/>
-        </w:rPr>
-        <w:t>(3 р.)</w:t>
-      </w:r>
-      <w:r>
-        <w:rPr>
-          <w:rFonts w:ascii="Times New Roman" w:hAnsi="Times New Roman"/>
-          <w:sz w:val="24"/>
-        </w:rPr>
-        <w:t>.</w:t>
-      </w:r>
-    </w:p>
-    <w:p>
-      <w:pPr>
-        <w:rPr>
-          <w:rFonts w:ascii="Times New Roman" w:hAnsi="Times New Roman"/>
-          <w:sz w:val="24"/>
-        </w:rPr>
-      </w:pPr>
-      <w:r>
-        <w:rPr>
-          <w:rFonts w:ascii="Times New Roman" w:hAnsi="Times New Roman"/>
-          <w:sz w:val="24"/>
-        </w:rPr>
-        <w:t>Слава Отцю, і Сину, і Святому Духові,* і нині і повсякчас, і на віки вічні. Амінь.</w:t>
-      </w:r>
-    </w:p>
-    <w:p>
-      <w:pPr>
-        <w:rPr>
-          <w:rFonts w:ascii="Times New Roman" w:hAnsi="Times New Roman"/>
-          <w:sz w:val="24"/>
-        </w:rPr>
-      </w:pPr>
-      <w:r>
-        <w:rPr>
-          <w:rFonts w:ascii="Times New Roman" w:hAnsi="Times New Roman"/>
-          <w:sz w:val="24"/>
-        </w:rPr>
-        <w:t>Отче наш, що єси на небесах,* нехай святиться ім’я твоє,* нехай прийде царство твоє,* нехай буде воля твоя, як на небі, так і на землі.* Хліб наш насущний дай нам сьогодні,* і прости нам провини наші,* як і ми прощаємо винуватцям нашим,* і не введи нас у спокусу,* але визволи нас від лукавого.</w:t>
-      </w:r>
-    </w:p>
-    <w:p>
-      <w:pPr>
-        <w:rPr>
-          <w:rFonts w:ascii="Times New Roman" w:hAnsi="Times New Roman"/>
-          <w:sz w:val="24"/>
-        </w:rPr>
-      </w:pPr>
-      <w:r>
-        <w:rPr>
-          <w:rFonts w:ascii="Times New Roman" w:hAnsi="Times New Roman"/>
-          <w:i/>
-          <w:color w:val="FF0000"/>
-          <w:sz w:val="24"/>
-        </w:rPr>
-        <w:t xml:space="preserve">Священик: </w:t>
-      </w:r>
-      <w:r>
-        <w:rPr>
-          <w:rFonts w:ascii="Times New Roman" w:hAnsi="Times New Roman"/>
-          <w:sz w:val="24"/>
-        </w:rPr>
-        <w:t>Бо твоє є царство, і сила, і слава, Отця, і Сина, і Святого Духа, нині і повсякчас, і на віки вічні.</w:t>
-      </w:r>
-    </w:p>
-    <w:p>
-      <w:pPr>
-        <w:rPr>
-          <w:rFonts w:ascii="Times New Roman" w:hAnsi="Times New Roman"/>
-          <w:sz w:val="24"/>
-        </w:rPr>
-      </w:pPr>
-      <w:r>
-        <w:rPr>
-          <w:rFonts w:ascii="Times New Roman" w:hAnsi="Times New Roman"/>
-          <w:i/>
-          <w:color w:val="FF0000"/>
-          <w:sz w:val="24"/>
-        </w:rPr>
-        <w:t xml:space="preserve">Вірні: </w:t>
-      </w:r>
-      <w:r>
-        <w:rPr>
-          <w:rFonts w:ascii="Times New Roman" w:hAnsi="Times New Roman"/>
-          <w:sz w:val="24"/>
-        </w:rPr>
-        <w:t>Амінь.</w:t>
-      </w:r>
-    </w:p>
-    <w:p>
-      <w:pPr>
-        <w:rPr>
-          <w:rFonts w:ascii="Times New Roman" w:hAnsi="Times New Roman"/>
-          <w:sz w:val="24"/>
-        </w:rPr>
-      </w:pPr>
-      <w:r>
-        <w:rPr>
-          <w:rFonts w:ascii="Times New Roman" w:hAnsi="Times New Roman"/>
-          <w:sz w:val="24"/>
-        </w:rPr>
-        <w:t xml:space="preserve">Господи, помилуй </w:t>
-      </w:r>
-      <w:r>
-        <w:rPr>
-          <w:rFonts w:ascii="Times New Roman" w:hAnsi="Times New Roman"/>
-          <w:i/>
-          <w:color w:val="FF0000"/>
-          <w:sz w:val="24"/>
-        </w:rPr>
-        <w:t>(12 р.)</w:t>
-      </w:r>
-      <w:r>
-        <w:rPr>
-          <w:rFonts w:ascii="Times New Roman" w:hAnsi="Times New Roman"/>
-          <w:sz w:val="24"/>
-        </w:rPr>
-        <w:t>.</w:t>
-      </w:r>
-    </w:p>
-    <w:p>
-      <w:pPr>
-        <w:rPr>
-          <w:rFonts w:ascii="Times New Roman" w:hAnsi="Times New Roman"/>
-          <w:sz w:val="24"/>
-        </w:rPr>
-      </w:pPr>
-      <w:r>
-        <w:rPr>
-          <w:rFonts w:ascii="Times New Roman" w:hAnsi="Times New Roman"/>
-          <w:sz w:val="24"/>
-        </w:rPr>
-        <w:t>Слава Отцю, і Сину, і Святому Духові,* і нині і повсякчас, і на віки вічні. Амінь.</w:t>
-      </w:r>
-    </w:p>
-    <w:p>
-      <w:pPr>
-        <w:rPr>
-          <w:rFonts w:ascii="Times New Roman" w:hAnsi="Times New Roman"/>
-          <w:sz w:val="24"/>
-        </w:rPr>
-      </w:pPr>
-      <w:r>
-        <w:rPr>
-          <w:rFonts w:ascii="Times New Roman" w:hAnsi="Times New Roman"/>
-          <w:sz w:val="24"/>
-        </w:rPr>
-        <w:t>Прийдіте, поклонімся* Цареві нашому Богу.</w:t>
-      </w:r>
-    </w:p>
-    <w:p>
-      <w:pPr>
-        <w:rPr>
-          <w:rFonts w:ascii="Times New Roman" w:hAnsi="Times New Roman"/>
-          <w:sz w:val="24"/>
-        </w:rPr>
-      </w:pPr>
-      <w:r>
-        <w:rPr>
-          <w:rFonts w:ascii="Times New Roman" w:hAnsi="Times New Roman"/>
-          <w:sz w:val="24"/>
-        </w:rPr>
-        <w:t>Прийдіте, поклонімся* Христові, Цареві нашому Богу.</w:t>
-      </w:r>
-    </w:p>
-    <w:p>
-      <w:pPr>
-        <w:rPr>
-          <w:rFonts w:ascii="Times New Roman" w:hAnsi="Times New Roman"/>
-          <w:sz w:val="24"/>
-        </w:rPr>
-      </w:pPr>
-      <w:r>
-        <w:rPr>
-          <w:rFonts w:ascii="Times New Roman" w:hAnsi="Times New Roman"/>
-          <w:sz w:val="24"/>
-        </w:rPr>
-        <w:t>Прийдіте, поклонімся і припадім* до самого Господа Ісуса Христа, Царя і Бога нашого.</w:t>
+        <w:spacing w:after="120"/>
+        <w:jc w:val="both"/>
+      </w:pPr>
+      <w:r>
+        <w:rPr>
+          <w:rFonts w:ascii="Times New Roman" w:hAnsi="Times New Roman"/>
+          <w:sz w:val="24"/>
+        </w:rPr>
+        <w:t>Прийді́те, поклоні́мся* царе́ві на́шому – Бо́гу.</w:t>
+      </w:r>
+    </w:p>
+    <w:p>
+      <w:pPr>
+        <w:spacing w:after="120"/>
+        <w:jc w:val="both"/>
+      </w:pPr>
+      <w:r>
+        <w:rPr>
+          <w:rFonts w:ascii="Times New Roman" w:hAnsi="Times New Roman"/>
+          <w:sz w:val="24"/>
+        </w:rPr>
+        <w:t>Прийді́те, поклоні́мся* Христо́ві, царе́ві на́шому – Бо́гу.</w:t>
+      </w:r>
+    </w:p>
+    <w:p>
+      <w:pPr>
+        <w:spacing w:after="120"/>
+        <w:jc w:val="both"/>
+      </w:pPr>
+      <w:r>
+        <w:rPr>
+          <w:rFonts w:ascii="Times New Roman" w:hAnsi="Times New Roman"/>
+          <w:sz w:val="24"/>
+        </w:rPr>
+        <w:t>Прийді́те, поклоні́мся і припаді́м* до само́го Го́спода Ісу́са Христа́ – царя́ і Бо́га на́шого.</w:t>
       </w:r>
     </w:p>
     <w:p>
@@ -3749,17 +3687,15 @@
     </w:p>
     <w:p>
       <w:pPr>
-        <w:rPr>
-          <w:rFonts w:ascii="Times New Roman" w:hAnsi="Times New Roman"/>
-          <w:sz w:val="24"/>
-        </w:rPr>
-      </w:pPr>
-      <w:r>
-        <w:rPr>
-          <w:rFonts w:ascii="Times New Roman" w:hAnsi="Times New Roman"/>
-          <w:sz w:val="24"/>
-        </w:rPr>
-        <w:t xml:space="preserve">Господи, помилуй </w:t>
+        <w:spacing w:after="120"/>
+        <w:jc w:val="both"/>
+      </w:pPr>
+      <w:r>
+        <w:rPr>
+          <w:rFonts w:ascii="Times New Roman" w:hAnsi="Times New Roman"/>
+          <w:sz w:val="24"/>
+        </w:rPr>
+        <w:t xml:space="preserve">Господи, помилуй. </w:t>
       </w:r>
       <w:r>
         <w:rPr>
@@ -3769,13 +3705,6 @@
           <w:sz w:val="24"/>
         </w:rPr>
         <w:t>(3 р.)</w:t>
-      </w:r>
-      <w:r>
-        <w:rPr>
-          <w:rFonts w:ascii="Times New Roman" w:hAnsi="Times New Roman"/>
-          <w:sz w:val="24"/>
-        </w:rPr>
-        <w:t>.</w:t>
       </w:r>
     </w:p>
     <w:p>
@@ -3977,17 +3906,15 @@
     </w:p>
     <w:p>
       <w:pPr>
-        <w:rPr>
-          <w:rFonts w:ascii="Times New Roman" w:hAnsi="Times New Roman"/>
-          <w:sz w:val="24"/>
-        </w:rPr>
-      </w:pPr>
-      <w:r>
-        <w:rPr>
-          <w:rFonts w:ascii="Times New Roman" w:hAnsi="Times New Roman"/>
-          <w:sz w:val="24"/>
-        </w:rPr>
-        <w:t xml:space="preserve">Святий Боже, святий Кріпкий, святий Безсмертний, помилуй нас </w:t>
+        <w:spacing w:after="120"/>
+        <w:jc w:val="both"/>
+      </w:pPr>
+      <w:r>
+        <w:rPr>
+          <w:rFonts w:ascii="Times New Roman" w:hAnsi="Times New Roman"/>
+          <w:sz w:val="24"/>
+        </w:rPr>
+        <w:t xml:space="preserve">Святий Боже, святий Кріпкий, святий Безсмертний, помилуй нас. </w:t>
       </w:r>
       <w:r>
         <w:rPr>
@@ -3998,13 +3925,6 @@
         </w:rPr>
         <w:t>(3 р.)</w:t>
       </w:r>
-      <w:r>
-        <w:rPr>
-          <w:rFonts w:ascii="Times New Roman" w:hAnsi="Times New Roman"/>
-          <w:sz w:val="24"/>
-        </w:rPr>
-        <w:t>.</w:t>
-      </w:r>
     </w:p>
     <w:p>
       <w:pPr>
@@ -4038,17 +3958,15 @@
     </w:p>
     <w:p>
       <w:pPr>
-        <w:rPr>
-          <w:rFonts w:ascii="Times New Roman" w:hAnsi="Times New Roman"/>
-          <w:sz w:val="24"/>
-        </w:rPr>
-      </w:pPr>
-      <w:r>
-        <w:rPr>
-          <w:rFonts w:ascii="Times New Roman" w:hAnsi="Times New Roman"/>
-          <w:sz w:val="24"/>
-        </w:rPr>
-        <w:t xml:space="preserve">Господи, помилуй </w:t>
+        <w:spacing w:after="120"/>
+        <w:jc w:val="both"/>
+      </w:pPr>
+      <w:r>
+        <w:rPr>
+          <w:rFonts w:ascii="Times New Roman" w:hAnsi="Times New Roman"/>
+          <w:sz w:val="24"/>
+        </w:rPr>
+        <w:t xml:space="preserve">Господи, помилуй. </w:t>
       </w:r>
       <w:r>
         <w:rPr>
@@ -4058,13 +3976,6 @@
           <w:sz w:val="24"/>
         </w:rPr>
         <w:t>(3 р.)</w:t>
-      </w:r>
-      <w:r>
-        <w:rPr>
-          <w:rFonts w:ascii="Times New Roman" w:hAnsi="Times New Roman"/>
-          <w:sz w:val="24"/>
-        </w:rPr>
-        <w:t>.</w:t>
       </w:r>
     </w:p>
     <w:p>
@@ -4301,17 +4212,15 @@
     </w:p>
     <w:p>
       <w:pPr>
-        <w:rPr>
-          <w:rFonts w:ascii="Times New Roman" w:hAnsi="Times New Roman"/>
-          <w:sz w:val="24"/>
-        </w:rPr>
-      </w:pPr>
-      <w:r>
-        <w:rPr>
-          <w:rFonts w:ascii="Times New Roman" w:hAnsi="Times New Roman"/>
-          <w:sz w:val="24"/>
-        </w:rPr>
-        <w:t xml:space="preserve">Господи, помилуй </w:t>
+        <w:spacing w:after="120"/>
+        <w:jc w:val="both"/>
+      </w:pPr>
+      <w:r>
+        <w:rPr>
+          <w:rFonts w:ascii="Times New Roman" w:hAnsi="Times New Roman"/>
+          <w:sz w:val="24"/>
+        </w:rPr>
+        <w:t xml:space="preserve">Господи, помилуй. </w:t>
       </w:r>
       <w:r>
         <w:rPr>
@@ -4321,13 +4230,6 @@
           <w:sz w:val="24"/>
         </w:rPr>
         <w:t>(3 р.)</w:t>
-      </w:r>
-      <w:r>
-        <w:rPr>
-          <w:rFonts w:ascii="Times New Roman" w:hAnsi="Times New Roman"/>
-          <w:sz w:val="24"/>
-        </w:rPr>
-        <w:t>.</w:t>
       </w:r>
     </w:p>
     <w:p>
@@ -4557,23 +4459,32 @@
     </w:p>
     <w:p>
       <w:pPr>
-        <w:rPr>
-          <w:rFonts w:ascii="Times New Roman" w:hAnsi="Times New Roman"/>
-          <w:i/>
-          <w:iCs/>
-          <w:color w:val="FF0000"/>
-          <w:sz w:val="24"/>
-        </w:rPr>
-      </w:pPr>
-      <w:r>
-        <w:rPr>
-          <w:rFonts w:ascii="Times New Roman" w:hAnsi="Times New Roman"/>
-          <w:i/>
-          <w:iCs/>
-          <w:color w:val="FF0000"/>
-          <w:sz w:val="24"/>
-        </w:rPr>
-        <w:t>І знову: молитва св. Єфрема і доземний поклін.</w:t>
+        <w:spacing w:after="120"/>
+      </w:pPr>
+      <w:r>
+        <w:rPr>
+          <w:rFonts w:ascii="Times New Roman" w:hAnsi="Times New Roman"/>
+          <w:color w:val="303030"/>
+          <w:sz w:val="24"/>
+        </w:rPr>
+        <w:t xml:space="preserve">Го́споди і Влади́ко життя́ мого́! Духа ліни́вства, недбайли́вости, властолю́б'я і пустомо́вства віджени́ від ме́не. Ду́ха чистоти́, поко́ри, терпели́вости й любо́ви дару́й мені, </w:t>
+      </w:r>
+      <w:r>
+        <w:rPr>
+          <w:rFonts w:ascii="Times New Roman" w:hAnsi="Times New Roman"/>
+          <w:color w:val="303030"/>
+          <w:sz w:val="24"/>
+        </w:rPr>
+        <w:t xml:space="preserve">слузі́ Твоє́му. Так, Го́споди, Ца́рю! Дай мені́ ба́чити гріхи́ мої́ і не осу́джувати бра́та мого́, бо Ти благослове́нний на ві́ки вікі́в. Амі́нь. </w:t>
+      </w:r>
+      <w:r>
+        <w:rPr>
+          <w:rFonts w:ascii="Times New Roman" w:hAnsi="Times New Roman"/>
+          <w:i/>
+          <w:color w:val="FF3333"/>
+          <w:sz w:val="24"/>
+        </w:rPr>
+        <w:t>(Доземний поклін)</w:t>
       </w:r>
     </w:p>
     <w:p>
@@ -4597,17 +4508,15 @@
     </w:p>
     <w:p>
       <w:pPr>
-        <w:rPr>
-          <w:rFonts w:ascii="Times New Roman" w:hAnsi="Times New Roman"/>
-          <w:sz w:val="24"/>
-        </w:rPr>
-      </w:pPr>
-      <w:r>
-        <w:rPr>
-          <w:rFonts w:ascii="Times New Roman" w:hAnsi="Times New Roman"/>
-          <w:sz w:val="24"/>
-        </w:rPr>
-        <w:t xml:space="preserve">Святий Боже, святий Кріпкий, святий Безсмертний, помилуй нас </w:t>
+        <w:spacing w:after="120"/>
+        <w:jc w:val="both"/>
+      </w:pPr>
+      <w:r>
+        <w:rPr>
+          <w:rFonts w:ascii="Times New Roman" w:hAnsi="Times New Roman"/>
+          <w:sz w:val="24"/>
+        </w:rPr>
+        <w:t xml:space="preserve">Святий Боже, святий Кріпкий, святий Безсмертний, помилуй нас. </w:t>
       </w:r>
       <w:r>
         <w:rPr>
@@ -4618,13 +4527,6 @@
         </w:rPr>
         <w:t>(3 р.)</w:t>
       </w:r>
-      <w:r>
-        <w:rPr>
-          <w:rFonts w:ascii="Times New Roman" w:hAnsi="Times New Roman"/>
-          <w:sz w:val="24"/>
-        </w:rPr>
-        <w:t>.</w:t>
-      </w:r>
     </w:p>
     <w:p>
       <w:pPr>
@@ -4658,17 +4560,15 @@
     </w:p>
     <w:p>
       <w:pPr>
-        <w:rPr>
-          <w:rFonts w:ascii="Times New Roman" w:hAnsi="Times New Roman"/>
-          <w:sz w:val="24"/>
-        </w:rPr>
-      </w:pPr>
-      <w:r>
-        <w:rPr>
-          <w:rFonts w:ascii="Times New Roman" w:hAnsi="Times New Roman"/>
-          <w:sz w:val="24"/>
-        </w:rPr>
-        <w:t xml:space="preserve">Господи, помилуй </w:t>
+        <w:spacing w:after="120"/>
+        <w:jc w:val="both"/>
+      </w:pPr>
+      <w:r>
+        <w:rPr>
+          <w:rFonts w:ascii="Times New Roman" w:hAnsi="Times New Roman"/>
+          <w:sz w:val="24"/>
+        </w:rPr>
+        <w:t xml:space="preserve">Господи, помилуй. </w:t>
       </w:r>
       <w:r>
         <w:rPr>
@@ -4678,13 +4578,6 @@
           <w:sz w:val="24"/>
         </w:rPr>
         <w:t>(3 р.)</w:t>
-      </w:r>
-      <w:r>
-        <w:rPr>
-          <w:rFonts w:ascii="Times New Roman" w:hAnsi="Times New Roman"/>
-          <w:sz w:val="24"/>
-        </w:rPr>
-        <w:t>.</w:t>
       </w:r>
     </w:p>
     <w:p>
@@ -4904,26 +4797,32 @@
     </w:p>
     <w:p>
       <w:pPr>
-        <w:rPr>
-          <w:rFonts w:ascii="Times New Roman" w:hAnsi="Times New Roman"/>
-          <w:sz w:val="24"/>
-        </w:rPr>
-      </w:pPr>
-      <w:r>
-        <w:rPr>
-          <w:rFonts w:ascii="Times New Roman" w:hAnsi="Times New Roman"/>
-          <w:i/>
-          <w:color w:val="FF0000"/>
-          <w:sz w:val="24"/>
-        </w:rPr>
-        <w:t xml:space="preserve">Священик: </w:t>
-      </w:r>
-      <w:r>
-        <w:rPr>
-          <w:rFonts w:ascii="Times New Roman" w:hAnsi="Times New Roman"/>
-          <w:sz w:val="24"/>
-        </w:rPr>
-        <w:t>Слава тобі, Христе Боже, надіє наша, слава тобі!</w:t>
+        <w:spacing w:after="120"/>
+        <w:jc w:val="both"/>
+      </w:pPr>
+      <w:r>
+        <w:rPr>
+          <w:rFonts w:ascii="Times New Roman" w:hAnsi="Times New Roman"/>
+          <w:i/>
+          <w:color w:val="FF0000"/>
+          <w:sz w:val="24"/>
+        </w:rPr>
+        <w:t>Священик:</w:t>
+      </w:r>
+      <w:r>
+        <w:rPr>
+          <w:rFonts w:ascii="Times New Roman" w:hAnsi="Times New Roman"/>
+          <w:color w:val="FF0000"/>
+          <w:sz w:val="24"/>
+        </w:rPr>
+        <w:t xml:space="preserve"> </w:t>
+      </w:r>
+      <w:r>
+        <w:rPr>
+          <w:rFonts w:ascii="Times New Roman" w:hAnsi="Times New Roman"/>
+          <w:sz w:val="24"/>
+        </w:rPr>
+        <w:t>Слава тобі, Христе Боже, уповання наше, слава тобі!</w:t>
       </w:r>
     </w:p>
     <w:p>
@@ -5088,6 +4987,187 @@
     </w:p>
     <w:p>
       <w:pPr>
+        <w:spacing w:after="120"/>
+      </w:pPr>
+      <w:r>
+        <w:rPr>
+          <w:rFonts w:ascii="Times New Roman" w:hAnsi="Times New Roman"/>
+          <w:i/>
+          <w:color w:val="FF0000"/>
+          <w:sz w:val="24"/>
+        </w:rPr>
+        <w:t>Вірні:</w:t>
+      </w:r>
+      <w:r>
+        <w:rPr>
+          <w:rFonts w:ascii="Times New Roman" w:hAnsi="Times New Roman"/>
+          <w:color w:val="FF0000"/>
+          <w:sz w:val="24"/>
+        </w:rPr>
+        <w:t xml:space="preserve"> </w:t>
+      </w:r>
+      <w:r>
+        <w:rPr>
+          <w:rFonts w:ascii="Times New Roman" w:hAnsi="Times New Roman"/>
+          <w:sz w:val="24"/>
+        </w:rPr>
+        <w:t>Амі́нь.</w:t>
+      </w:r>
+    </w:p>
+    <w:p>
+      <w:pPr>
+        <w:spacing w:after="120"/>
+      </w:pPr>
+      <w:r>
+        <w:rPr>
+          <w:rFonts w:ascii="Times New Roman" w:hAnsi="Times New Roman"/>
+          <w:sz w:val="24"/>
+        </w:rPr>
+        <w:t>Сла́ва Тобі́, Бо́же наш, сла́ва Тобі́.</w:t>
+      </w:r>
+    </w:p>
+    <w:p>
+      <w:pPr>
+        <w:spacing w:after="120"/>
+      </w:pPr>
+      <w:r>
+        <w:rPr>
+          <w:rFonts w:ascii="Times New Roman" w:hAnsi="Times New Roman"/>
+          <w:sz w:val="24"/>
+        </w:rPr>
+        <w:t>Ца́рю небе́сний, утіши́телю, Ду́ше íстини,* що всю́ди єси́ і все наповня́єш,* скарбни́це благ і життя́ пода́телю,* прийди́, і всели́ся в нас,* і очи́сти нас від уся́кої скве́рни,* і спаси́, благи́й, ду́ші на́ші.</w:t>
+      </w:r>
+    </w:p>
+    <w:p>
+      <w:pPr>
+        <w:spacing w:after="120"/>
+        <w:jc w:val="both"/>
+      </w:pPr>
+      <w:r>
+        <w:rPr>
+          <w:rFonts w:ascii="Times New Roman" w:hAnsi="Times New Roman"/>
+          <w:sz w:val="24"/>
+        </w:rPr>
+        <w:t xml:space="preserve">Святий Боже, святий Кріпкий, святий Безсмертний, помилуй нас. </w:t>
+      </w:r>
+      <w:r>
+        <w:rPr>
+          <w:rFonts w:ascii="Times New Roman" w:hAnsi="Times New Roman"/>
+          <w:i/>
+          <w:color w:val="FF0000"/>
+          <w:sz w:val="24"/>
+        </w:rPr>
+        <w:t>(3 р.)</w:t>
+      </w:r>
+    </w:p>
+    <w:p>
+      <w:pPr>
+        <w:rPr>
+          <w:rFonts w:ascii="Times New Roman" w:hAnsi="Times New Roman"/>
+          <w:sz w:val="24"/>
+        </w:rPr>
+      </w:pPr>
+      <w:r>
+        <w:rPr>
+          <w:rFonts w:ascii="Times New Roman" w:hAnsi="Times New Roman"/>
+          <w:sz w:val="24"/>
+        </w:rPr>
+        <w:t>Слава Отцю, і Сину, і Святому Духові,* і нині і повсякчас, і на віки вічні. Амінь.</w:t>
+      </w:r>
+    </w:p>
+    <w:p>
+      <w:pPr>
+        <w:rPr>
+          <w:rFonts w:ascii="Times New Roman" w:hAnsi="Times New Roman"/>
+          <w:sz w:val="24"/>
+        </w:rPr>
+      </w:pPr>
+      <w:r>
+        <w:rPr>
+          <w:rFonts w:ascii="Times New Roman" w:hAnsi="Times New Roman"/>
+          <w:sz w:val="24"/>
+        </w:rPr>
+        <w:t>Пресвята Тройце, помилуй нас;* Господи, очисти гріхи наші;* Владико, прости беззаконня наші;* Святий, завітай і зціли немочі наші імени твого ради.</w:t>
+      </w:r>
+    </w:p>
+    <w:p>
+      <w:pPr>
+        <w:spacing w:after="120"/>
+        <w:jc w:val="both"/>
+      </w:pPr>
+      <w:r>
+        <w:rPr>
+          <w:rFonts w:ascii="Times New Roman" w:hAnsi="Times New Roman"/>
+          <w:sz w:val="24"/>
+        </w:rPr>
+        <w:t xml:space="preserve">Господи, помилуй. </w:t>
+      </w:r>
+      <w:r>
+        <w:rPr>
+          <w:rFonts w:ascii="Times New Roman" w:hAnsi="Times New Roman"/>
+          <w:i/>
+          <w:color w:val="FF0000"/>
+          <w:sz w:val="24"/>
+        </w:rPr>
+        <w:t>(3 р.)</w:t>
+      </w:r>
+    </w:p>
+    <w:p>
+      <w:pPr>
+        <w:rPr>
+          <w:rFonts w:ascii="Times New Roman" w:hAnsi="Times New Roman"/>
+          <w:sz w:val="24"/>
+        </w:rPr>
+      </w:pPr>
+      <w:r>
+        <w:rPr>
+          <w:rFonts w:ascii="Times New Roman" w:hAnsi="Times New Roman"/>
+          <w:sz w:val="24"/>
+        </w:rPr>
+        <w:t>Слава Отцю, і Сину, і Святому Духові,* і нині, і повсякчас, і на віки вічні. Амінь.</w:t>
+      </w:r>
+    </w:p>
+    <w:p>
+      <w:pPr>
+        <w:rPr>
+          <w:rFonts w:ascii="Times New Roman" w:hAnsi="Times New Roman"/>
+          <w:sz w:val="24"/>
+        </w:rPr>
+      </w:pPr>
+      <w:r>
+        <w:rPr>
+          <w:rFonts w:ascii="Times New Roman" w:hAnsi="Times New Roman"/>
+          <w:sz w:val="24"/>
+        </w:rPr>
+        <w:t>Отче наш, що єси на небесах,* нехай святиться ім’я твоє,* нехай прийде царство твоє,* нехай буде воля твоя, як на небі, так і на землі.* Хліб наш насущний дай нам сьогодні,* і прости нам провини наші,* як і ми прощаємо винуватцям нашим,* і не введи нас у спокусу,* але визволи нас від лукавого.</w:t>
+      </w:r>
+    </w:p>
+    <w:p>
+      <w:pPr>
+        <w:rPr>
+          <w:rFonts w:ascii="Times New Roman" w:hAnsi="Times New Roman"/>
+          <w:sz w:val="24"/>
+        </w:rPr>
+      </w:pPr>
+      <w:r>
+        <w:rPr>
+          <w:rFonts w:ascii="Times New Roman" w:hAnsi="Times New Roman"/>
+          <w:i/>
+          <w:color w:val="FF0000"/>
+          <w:sz w:val="24"/>
+        </w:rPr>
+        <w:t xml:space="preserve">Священик: </w:t>
+      </w:r>
+      <w:r>
+        <w:rPr>
+          <w:rFonts w:ascii="Times New Roman" w:hAnsi="Times New Roman"/>
+          <w:sz w:val="24"/>
+        </w:rPr>
+        <w:t>Бо твоє є царство, і сила, і слава, Отця, і Сина, і Святого Духа, нині і повсякчас, і на віки вічні.</w:t>
+      </w:r>
+    </w:p>
+    <w:p>
+      <w:pPr>
         <w:rPr>
           <w:rFonts w:ascii="Times New Roman" w:hAnsi="Times New Roman"/>
           <w:sz w:val="24"/>
@@ -5107,46 +5187,31 @@
           <w:rFonts w:ascii="Times New Roman" w:hAnsi="Times New Roman"/>
           <w:sz w:val="24"/>
         </w:rPr>
-        <w:t>Амінь. Слава тобі, Боже наш, слава тобі.</w:t>
-      </w:r>
-    </w:p>
-    <w:p>
-      <w:pPr>
-        <w:rPr>
-          <w:rFonts w:ascii="Times New Roman" w:hAnsi="Times New Roman"/>
-          <w:sz w:val="24"/>
-        </w:rPr>
-      </w:pPr>
-      <w:r>
-        <w:rPr>
-          <w:rFonts w:ascii="Times New Roman" w:hAnsi="Times New Roman"/>
-          <w:sz w:val="24"/>
-        </w:rPr>
-        <w:t>Царю небесний, утішителю, Душе істини,* що всюди єси і все наповняєш,* скарбе дібр і життя подателю,* прийди і вселися в нас,* і очисти нас від усякої скверни,* і спаси, Благий, душі наші.</w:t>
-      </w:r>
-    </w:p>
-    <w:p>
-      <w:pPr>
-        <w:rPr>
-          <w:rFonts w:ascii="Times New Roman" w:hAnsi="Times New Roman"/>
-          <w:sz w:val="24"/>
-        </w:rPr>
-      </w:pPr>
-      <w:r>
-        <w:rPr>
-          <w:rFonts w:ascii="Times New Roman" w:hAnsi="Times New Roman"/>
-          <w:sz w:val="24"/>
-        </w:rPr>
-        <w:t xml:space="preserve">Святий Боже, святий Кріпкий, святий Безсмертний, помилуй нас </w:t>
-      </w:r>
-      <w:r>
-        <w:rPr>
-          <w:rFonts w:ascii="Times New Roman" w:hAnsi="Times New Roman"/>
-          <w:i/>
-          <w:color w:val="FF0000"/>
-          <w:sz w:val="24"/>
-        </w:rPr>
-        <w:t>(3 р.)</w:t>
+        <w:t>Амінь.</w:t>
+      </w:r>
+    </w:p>
+    <w:p>
+      <w:pPr>
+        <w:rPr>
+          <w:rFonts w:ascii="Times New Roman" w:hAnsi="Times New Roman"/>
+          <w:sz w:val="24"/>
+        </w:rPr>
+      </w:pPr>
+      <w:r>
+        <w:rPr>
+          <w:rFonts w:ascii="Times New Roman" w:hAnsi="Times New Roman"/>
+          <w:sz w:val="24"/>
+        </w:rPr>
+        <w:t xml:space="preserve">Господи, помилуй </w:t>
+      </w:r>
+      <w:r>
+        <w:rPr>
+          <w:rFonts w:ascii="Times New Roman" w:hAnsi="Times New Roman"/>
+          <w:i/>
+          <w:color w:val="FF0000"/>
+          <w:sz w:val="24"/>
+        </w:rPr>
+        <w:t>(12 р.)</w:t>
       </w:r>
       <w:r>
         <w:rPr>
@@ -5168,223 +5233,46 @@
           <w:rFonts w:ascii="Times New Roman" w:hAnsi="Times New Roman"/>
           <w:sz w:val="24"/>
         </w:rPr>
-        <w:t>Слава Отцю, і Сину, і Святому Духові,* і нині і повсякчас, і на віки вічні. Амінь.</w:t>
-      </w:r>
-    </w:p>
-    <w:p>
-      <w:pPr>
-        <w:rPr>
-          <w:rFonts w:ascii="Times New Roman" w:hAnsi="Times New Roman"/>
-          <w:sz w:val="24"/>
-        </w:rPr>
-      </w:pPr>
-      <w:r>
-        <w:rPr>
-          <w:rFonts w:ascii="Times New Roman" w:hAnsi="Times New Roman"/>
-          <w:sz w:val="24"/>
-        </w:rPr>
-        <w:t>Пресвята Тройце, помилуй нас;* Господи, очисти гріхи наші;* Владико, прости беззаконня наші;* Святий, завітай і зціли немочі наші імени твого ради.</w:t>
-      </w:r>
-    </w:p>
-    <w:p>
-      <w:pPr>
-        <w:rPr>
-          <w:rFonts w:ascii="Times New Roman" w:hAnsi="Times New Roman"/>
-          <w:sz w:val="24"/>
-        </w:rPr>
-      </w:pPr>
-      <w:r>
-        <w:rPr>
-          <w:rFonts w:ascii="Times New Roman" w:hAnsi="Times New Roman"/>
-          <w:sz w:val="24"/>
-        </w:rPr>
-        <w:t xml:space="preserve">Господи, помилуй </w:t>
-      </w:r>
-      <w:r>
-        <w:rPr>
-          <w:rFonts w:ascii="Times New Roman" w:hAnsi="Times New Roman"/>
-          <w:i/>
-          <w:color w:val="FF0000"/>
-          <w:sz w:val="24"/>
-        </w:rPr>
-        <w:t>(3 р.)</w:t>
-      </w:r>
-      <w:r>
-        <w:rPr>
-          <w:rFonts w:ascii="Times New Roman" w:hAnsi="Times New Roman"/>
-          <w:sz w:val="24"/>
-        </w:rPr>
-        <w:t>.</w:t>
-      </w:r>
-    </w:p>
-    <w:p>
-      <w:pPr>
-        <w:rPr>
-          <w:rFonts w:ascii="Times New Roman" w:hAnsi="Times New Roman"/>
-          <w:sz w:val="24"/>
-        </w:rPr>
-      </w:pPr>
-      <w:r>
-        <w:rPr>
-          <w:rFonts w:ascii="Times New Roman" w:hAnsi="Times New Roman"/>
-          <w:sz w:val="24"/>
-        </w:rPr>
         <w:t>Слава Отцю, і Сину, і Святому Духові,* і нині, і повсякчас, і на віки вічні. Амінь.</w:t>
       </w:r>
     </w:p>
     <w:p>
       <w:pPr>
-        <w:rPr>
-          <w:rFonts w:ascii="Times New Roman" w:hAnsi="Times New Roman"/>
-          <w:sz w:val="24"/>
-        </w:rPr>
-      </w:pPr>
-      <w:r>
-        <w:rPr>
-          <w:rFonts w:ascii="Times New Roman" w:hAnsi="Times New Roman"/>
-          <w:sz w:val="24"/>
-        </w:rPr>
-        <w:t>Отче наш, що єси на небесах,* нехай святиться ім’я твоє,* нехай прийде царство твоє,* нехай буде воля твоя, як на небі, так і на землі.* Хліб наш насущний дай нам сьогодні,* і прости нам провини наші,* як і ми прощаємо винуватцям нашим,* і не введи нас у спокусу,* але визволи нас від лукавого.</w:t>
-      </w:r>
-    </w:p>
-    <w:p>
-      <w:pPr>
-        <w:rPr>
-          <w:rFonts w:ascii="Times New Roman" w:hAnsi="Times New Roman"/>
-          <w:sz w:val="24"/>
-        </w:rPr>
-      </w:pPr>
-      <w:r>
-        <w:rPr>
-          <w:rFonts w:ascii="Times New Roman" w:hAnsi="Times New Roman"/>
-          <w:i/>
-          <w:color w:val="FF0000"/>
-          <w:sz w:val="24"/>
-        </w:rPr>
-        <w:t xml:space="preserve">Священик: </w:t>
-      </w:r>
-      <w:r>
-        <w:rPr>
-          <w:rFonts w:ascii="Times New Roman" w:hAnsi="Times New Roman"/>
-          <w:sz w:val="24"/>
-        </w:rPr>
-        <w:t>Бо твоє є царство, і сила, і слава, Отця, і Сина, і Святого Духа, нині і повсякчас, і на віки вічні.</w:t>
-      </w:r>
-    </w:p>
-    <w:p>
-      <w:pPr>
-        <w:rPr>
-          <w:rFonts w:ascii="Times New Roman" w:hAnsi="Times New Roman"/>
-          <w:sz w:val="24"/>
-        </w:rPr>
-      </w:pPr>
-      <w:r>
-        <w:rPr>
-          <w:rFonts w:ascii="Times New Roman" w:hAnsi="Times New Roman"/>
-          <w:i/>
-          <w:color w:val="FF0000"/>
-          <w:sz w:val="24"/>
-        </w:rPr>
-        <w:t xml:space="preserve">Вірні: </w:t>
-      </w:r>
-      <w:r>
-        <w:rPr>
-          <w:rFonts w:ascii="Times New Roman" w:hAnsi="Times New Roman"/>
-          <w:sz w:val="24"/>
-        </w:rPr>
-        <w:t>Амінь.</w:t>
-      </w:r>
-    </w:p>
-    <w:p>
-      <w:pPr>
-        <w:rPr>
-          <w:rFonts w:ascii="Times New Roman" w:hAnsi="Times New Roman"/>
-          <w:sz w:val="24"/>
-        </w:rPr>
-      </w:pPr>
-      <w:r>
-        <w:rPr>
-          <w:rFonts w:ascii="Times New Roman" w:hAnsi="Times New Roman"/>
-          <w:sz w:val="24"/>
-        </w:rPr>
-        <w:t xml:space="preserve">Господи, помилуй </w:t>
-      </w:r>
-      <w:r>
-        <w:rPr>
-          <w:rFonts w:ascii="Times New Roman" w:hAnsi="Times New Roman"/>
-          <w:i/>
-          <w:color w:val="FF0000"/>
-          <w:sz w:val="24"/>
-        </w:rPr>
-        <w:t>(12 р.)</w:t>
-      </w:r>
-      <w:r>
-        <w:rPr>
-          <w:rFonts w:ascii="Times New Roman" w:hAnsi="Times New Roman"/>
-          <w:sz w:val="24"/>
-        </w:rPr>
-        <w:t>.</w:t>
-      </w:r>
-    </w:p>
-    <w:p>
-      <w:pPr>
-        <w:rPr>
-          <w:rFonts w:ascii="Times New Roman" w:hAnsi="Times New Roman"/>
-          <w:sz w:val="24"/>
-        </w:rPr>
-      </w:pPr>
-      <w:r>
-        <w:rPr>
-          <w:rFonts w:ascii="Times New Roman" w:hAnsi="Times New Roman"/>
-          <w:sz w:val="24"/>
-        </w:rPr>
-        <w:t>Слава Отцю, і Сину, і Святому Духові,* і нині, і повсякчас, і на віки вічні. Амінь.</w:t>
-      </w:r>
-    </w:p>
-    <w:p>
-      <w:pPr>
-        <w:rPr>
-          <w:rFonts w:ascii="Times New Roman" w:hAnsi="Times New Roman"/>
-          <w:sz w:val="24"/>
-        </w:rPr>
-      </w:pPr>
-      <w:r>
-        <w:rPr>
-          <w:rFonts w:ascii="Times New Roman" w:hAnsi="Times New Roman"/>
-          <w:sz w:val="24"/>
-        </w:rPr>
-        <w:t>Прийдіте, поклонімся* Цареві нашому Богу.</w:t>
-      </w:r>
-    </w:p>
-    <w:p>
-      <w:pPr>
-        <w:rPr>
-          <w:rFonts w:ascii="Times New Roman" w:hAnsi="Times New Roman"/>
-          <w:sz w:val="24"/>
-        </w:rPr>
-      </w:pPr>
-      <w:r>
-        <w:rPr>
-          <w:rFonts w:ascii="Times New Roman" w:hAnsi="Times New Roman"/>
-          <w:sz w:val="24"/>
-        </w:rPr>
-        <w:t>Прийдіте, поклонімся* Христові, Цареві нашому Богу.</w:t>
-      </w:r>
-    </w:p>
-    <w:p>
-      <w:pPr>
-        <w:rPr>
-          <w:rFonts w:ascii="Times New Roman" w:hAnsi="Times New Roman"/>
-          <w:sz w:val="24"/>
-          <w:szCs w:val="32"/>
-        </w:rPr>
-      </w:pPr>
-      <w:r>
-        <w:rPr>
-          <w:rFonts w:ascii="Times New Roman" w:hAnsi="Times New Roman"/>
-          <w:sz w:val="24"/>
-        </w:rPr>
-        <w:t>Прийдіте, поклонімся і припадім* до самого Господа Ісуса Христа, Царя і Бога нашого.</w:t>
+        <w:spacing w:after="120"/>
+        <w:jc w:val="both"/>
+      </w:pPr>
+      <w:r>
+        <w:rPr>
+          <w:rFonts w:ascii="Times New Roman" w:hAnsi="Times New Roman"/>
+          <w:sz w:val="24"/>
+        </w:rPr>
+        <w:t>Прийді́те, поклоні́мся* царе́ві на́шому – Бо́гу.</w:t>
+      </w:r>
+    </w:p>
+    <w:p>
+      <w:pPr>
+        <w:spacing w:after="120"/>
+        <w:jc w:val="both"/>
+      </w:pPr>
+      <w:r>
+        <w:rPr>
+          <w:rFonts w:ascii="Times New Roman" w:hAnsi="Times New Roman"/>
+          <w:sz w:val="24"/>
+        </w:rPr>
+        <w:t>Прийді́те, поклоні́мся* Христо́ві, царе́ві на́шому – Бо́гу.</w:t>
+      </w:r>
+    </w:p>
+    <w:p>
+      <w:pPr>
+        <w:spacing w:after="120"/>
+        <w:jc w:val="both"/>
+      </w:pPr>
+      <w:r>
+        <w:rPr>
+          <w:rFonts w:ascii="Times New Roman" w:hAnsi="Times New Roman"/>
+          <w:sz w:val="24"/>
+        </w:rPr>
+        <w:t>Прийді́те, поклоні́мся і припаді́м* до само́го Го́спода Ісу́са Христа́ – царя́ і Бо́га на́шого.</w:t>
       </w:r>
     </w:p>
     <w:p>
@@ -6210,17 +6098,15 @@
     </w:p>
     <w:p>
       <w:pPr>
-        <w:rPr>
-          <w:rFonts w:ascii="Times New Roman" w:hAnsi="Times New Roman"/>
-          <w:sz w:val="24"/>
-        </w:rPr>
-      </w:pPr>
-      <w:r>
-        <w:rPr>
-          <w:rFonts w:ascii="Times New Roman" w:hAnsi="Times New Roman"/>
-          <w:sz w:val="24"/>
-        </w:rPr>
-        <w:t xml:space="preserve">Господи, помилуй </w:t>
+        <w:spacing w:after="120"/>
+        <w:jc w:val="both"/>
+      </w:pPr>
+      <w:r>
+        <w:rPr>
+          <w:rFonts w:ascii="Times New Roman" w:hAnsi="Times New Roman"/>
+          <w:sz w:val="24"/>
+        </w:rPr>
+        <w:t xml:space="preserve">Господи, помилуй. </w:t>
       </w:r>
       <w:r>
         <w:rPr>
@@ -6230,13 +6116,6 @@
           <w:sz w:val="24"/>
         </w:rPr>
         <w:t>(3 р.)</w:t>
-      </w:r>
-      <w:r>
-        <w:rPr>
-          <w:rFonts w:ascii="Times New Roman" w:hAnsi="Times New Roman"/>
-          <w:sz w:val="24"/>
-        </w:rPr>
-        <w:t>.</w:t>
       </w:r>
     </w:p>
     <w:p>
@@ -6573,7 +6452,7 @@
           <w:color w:val="000000"/>
           <w:sz w:val="24"/>
         </w:rPr>
-        <w:t> Будьмо уважні. Мир усім. Премудрість, будьмо уважні.</w:t>
+        <w:t xml:space="preserve"> Будьмо уважні. Мир усім. Премудрість, будьмо уважні.</w:t>
       </w:r>
     </w:p>
     <w:bookmarkEnd w:id="1"/>
@@ -6871,7 +6750,7 @@
           <w:szCs w:val="22"/>
           <w:lang w:val="uk-UA"/>
         </w:rPr>
-        <w:t> Премудрість.</w:t>
+        <w:t xml:space="preserve"> Премудрість.</w:t>
       </w:r>
     </w:p>
     <w:p>
@@ -6917,7 +6796,7 @@
           <w:szCs w:val="22"/>
           <w:lang w:val="uk-UA"/>
         </w:rPr>
-        <w:t> З книги пророка Ісаї читання.</w:t>
+        <w:t xml:space="preserve"> З книги пророка Ісаї читання.</w:t>
       </w:r>
     </w:p>
     <w:p>
@@ -6962,7 +6841,7 @@
           <w:szCs w:val="22"/>
           <w:lang w:val="uk-UA"/>
         </w:rPr>
-        <w:t> Будьмо уважні.</w:t>
+        <w:t xml:space="preserve"> Будьмо уважні.</w:t>
       </w:r>
     </w:p>
     <w:p>
@@ -7420,17 +7299,15 @@
     </w:p>
     <w:p>
       <w:pPr>
-        <w:rPr>
-          <w:rFonts w:ascii="Times New Roman" w:hAnsi="Times New Roman"/>
-          <w:sz w:val="24"/>
-        </w:rPr>
-      </w:pPr>
-      <w:r>
-        <w:rPr>
-          <w:rFonts w:ascii="Times New Roman" w:hAnsi="Times New Roman"/>
-          <w:sz w:val="24"/>
-        </w:rPr>
-        <w:t xml:space="preserve">Святий Боже, святий Кріпкий, святий Безсмертний, помилуй нас </w:t>
+        <w:spacing w:after="120"/>
+        <w:jc w:val="both"/>
+      </w:pPr>
+      <w:r>
+        <w:rPr>
+          <w:rFonts w:ascii="Times New Roman" w:hAnsi="Times New Roman"/>
+          <w:sz w:val="24"/>
+        </w:rPr>
+        <w:t xml:space="preserve">Святий Боже, святий Кріпкий, святий Безсмертний, помилуй нас. </w:t>
       </w:r>
       <w:r>
         <w:rPr>
@@ -7441,13 +7318,6 @@
         </w:rPr>
         <w:t>(3 р.)</w:t>
       </w:r>
-      <w:r>
-        <w:rPr>
-          <w:rFonts w:ascii="Times New Roman" w:hAnsi="Times New Roman"/>
-          <w:sz w:val="24"/>
-        </w:rPr>
-        <w:t>.</w:t>
-      </w:r>
     </w:p>
     <w:p>
       <w:pPr>
@@ -7481,17 +7351,15 @@
     </w:p>
     <w:p>
       <w:pPr>
-        <w:rPr>
-          <w:rFonts w:ascii="Times New Roman" w:hAnsi="Times New Roman"/>
-          <w:sz w:val="24"/>
-        </w:rPr>
-      </w:pPr>
-      <w:r>
-        <w:rPr>
-          <w:rFonts w:ascii="Times New Roman" w:hAnsi="Times New Roman"/>
-          <w:sz w:val="24"/>
-        </w:rPr>
-        <w:t xml:space="preserve">Господи, помилуй </w:t>
+        <w:spacing w:after="120"/>
+        <w:jc w:val="both"/>
+      </w:pPr>
+      <w:r>
+        <w:rPr>
+          <w:rFonts w:ascii="Times New Roman" w:hAnsi="Times New Roman"/>
+          <w:sz w:val="24"/>
+        </w:rPr>
+        <w:t xml:space="preserve">Господи, помилуй. </w:t>
       </w:r>
       <w:r>
         <w:rPr>
@@ -7501,13 +7369,6 @@
           <w:sz w:val="24"/>
         </w:rPr>
         <w:t>(3 р.)</w:t>
-      </w:r>
-      <w:r>
-        <w:rPr>
-          <w:rFonts w:ascii="Times New Roman" w:hAnsi="Times New Roman"/>
-          <w:sz w:val="24"/>
-        </w:rPr>
-        <w:t>.</w:t>
       </w:r>
     </w:p>
     <w:p>
@@ -7762,17 +7623,15 @@
     </w:p>
     <w:p>
       <w:pPr>
-        <w:rPr>
-          <w:rFonts w:ascii="Times New Roman" w:hAnsi="Times New Roman"/>
-          <w:sz w:val="24"/>
-        </w:rPr>
-      </w:pPr>
-      <w:r>
-        <w:rPr>
-          <w:rFonts w:ascii="Times New Roman" w:hAnsi="Times New Roman"/>
-          <w:sz w:val="24"/>
-        </w:rPr>
-        <w:t xml:space="preserve">Господи, помилуй </w:t>
+        <w:spacing w:after="120"/>
+        <w:jc w:val="both"/>
+      </w:pPr>
+      <w:r>
+        <w:rPr>
+          <w:rFonts w:ascii="Times New Roman" w:hAnsi="Times New Roman"/>
+          <w:sz w:val="24"/>
+        </w:rPr>
+        <w:t xml:space="preserve">Господи, помилуй. </w:t>
       </w:r>
       <w:r>
         <w:rPr>
@@ -7783,13 +7642,6 @@
         </w:rPr>
         <w:t>(3 р.)</w:t>
       </w:r>
-      <w:r>
-        <w:rPr>
-          <w:rFonts w:ascii="Times New Roman" w:hAnsi="Times New Roman"/>
-          <w:sz w:val="24"/>
-        </w:rPr>
-        <w:t>.</w:t>
-      </w:r>
     </w:p>
     <w:p>
       <w:pPr>
@@ -8017,23 +7869,32 @@
     </w:p>
     <w:p>
       <w:pPr>
-        <w:rPr>
-          <w:rFonts w:ascii="Times New Roman" w:hAnsi="Times New Roman"/>
-          <w:i/>
-          <w:iCs/>
-          <w:color w:val="FF0000"/>
-          <w:sz w:val="24"/>
-        </w:rPr>
-      </w:pPr>
-      <w:r>
-        <w:rPr>
-          <w:rFonts w:ascii="Times New Roman" w:hAnsi="Times New Roman"/>
-          <w:i/>
-          <w:iCs/>
-          <w:color w:val="FF0000"/>
-          <w:sz w:val="24"/>
-        </w:rPr>
-        <w:t>І знову: молитва св. Єфрема і доземний поклін.</w:t>
+        <w:spacing w:after="120"/>
+      </w:pPr>
+      <w:r>
+        <w:rPr>
+          <w:rFonts w:ascii="Times New Roman" w:hAnsi="Times New Roman"/>
+          <w:color w:val="303030"/>
+          <w:sz w:val="24"/>
+        </w:rPr>
+        <w:t xml:space="preserve">Го́споди і Влади́ко життя́ мого́! Духа ліни́вства, недбайли́вости, властолю́б'я і пустомо́вства віджени́ від ме́не. Ду́ха чистоти́, поко́ри, терпели́вости й любо́ви дару́й мені, </w:t>
+      </w:r>
+      <w:r>
+        <w:rPr>
+          <w:rFonts w:ascii="Times New Roman" w:hAnsi="Times New Roman"/>
+          <w:color w:val="303030"/>
+          <w:sz w:val="24"/>
+        </w:rPr>
+        <w:t xml:space="preserve">слузі́ Твоє́му. Так, Го́споди, Ца́рю! Дай мені́ ба́чити гріхи́ мої́ і не осу́джувати бра́та мого́, бо Ти благослове́нний на ві́ки вікі́в. Амі́нь. </w:t>
+      </w:r>
+      <w:r>
+        <w:rPr>
+          <w:rFonts w:ascii="Times New Roman" w:hAnsi="Times New Roman"/>
+          <w:i/>
+          <w:color w:val="FF3333"/>
+          <w:sz w:val="24"/>
+        </w:rPr>
+        <w:t>(Доземний поклін)</w:t>
       </w:r>
     </w:p>
     <w:p>
@@ -8057,17 +7918,15 @@
     </w:p>
     <w:p>
       <w:pPr>
-        <w:rPr>
-          <w:rFonts w:ascii="Times New Roman" w:hAnsi="Times New Roman"/>
-          <w:sz w:val="24"/>
-        </w:rPr>
-      </w:pPr>
-      <w:r>
-        <w:rPr>
-          <w:rFonts w:ascii="Times New Roman" w:hAnsi="Times New Roman"/>
-          <w:sz w:val="24"/>
-        </w:rPr>
-        <w:t xml:space="preserve">Святий Боже, святий Кріпкий, святий Безсмертний, помилуй нас </w:t>
+        <w:spacing w:after="120"/>
+        <w:jc w:val="both"/>
+      </w:pPr>
+      <w:r>
+        <w:rPr>
+          <w:rFonts w:ascii="Times New Roman" w:hAnsi="Times New Roman"/>
+          <w:sz w:val="24"/>
+        </w:rPr>
+        <w:t xml:space="preserve">Святий Боже, святий Кріпкий, святий Безсмертний, помилуй нас. </w:t>
       </w:r>
       <w:r>
         <w:rPr>
@@ -8078,13 +7937,6 @@
         </w:rPr>
         <w:t>(3 р.)</w:t>
       </w:r>
-      <w:r>
-        <w:rPr>
-          <w:rFonts w:ascii="Times New Roman" w:hAnsi="Times New Roman"/>
-          <w:sz w:val="24"/>
-        </w:rPr>
-        <w:t>.</w:t>
-      </w:r>
     </w:p>
     <w:p>
       <w:pPr>
@@ -8118,17 +7970,15 @@
     </w:p>
     <w:p>
       <w:pPr>
-        <w:rPr>
-          <w:rFonts w:ascii="Times New Roman" w:hAnsi="Times New Roman"/>
-          <w:sz w:val="24"/>
-        </w:rPr>
-      </w:pPr>
-      <w:r>
-        <w:rPr>
-          <w:rFonts w:ascii="Times New Roman" w:hAnsi="Times New Roman"/>
-          <w:sz w:val="24"/>
-        </w:rPr>
-        <w:t xml:space="preserve">Господи, помилуй </w:t>
+        <w:spacing w:after="120"/>
+        <w:jc w:val="both"/>
+      </w:pPr>
+      <w:r>
+        <w:rPr>
+          <w:rFonts w:ascii="Times New Roman" w:hAnsi="Times New Roman"/>
+          <w:sz w:val="24"/>
+        </w:rPr>
+        <w:t xml:space="preserve">Господи, помилуй. </w:t>
       </w:r>
       <w:r>
         <w:rPr>
@@ -8138,13 +7988,6 @@
           <w:sz w:val="24"/>
         </w:rPr>
         <w:t>(3 р.)</w:t>
-      </w:r>
-      <w:r>
-        <w:rPr>
-          <w:rFonts w:ascii="Times New Roman" w:hAnsi="Times New Roman"/>
-          <w:sz w:val="24"/>
-        </w:rPr>
-        <w:t>.</w:t>
       </w:r>
     </w:p>
     <w:p>
@@ -8331,26 +8174,32 @@
     </w:p>
     <w:p>
       <w:pPr>
-        <w:rPr>
-          <w:rFonts w:ascii="Times New Roman" w:hAnsi="Times New Roman"/>
-          <w:sz w:val="24"/>
-        </w:rPr>
-      </w:pPr>
-      <w:r>
-        <w:rPr>
-          <w:rFonts w:ascii="Times New Roman" w:hAnsi="Times New Roman"/>
-          <w:i/>
-          <w:color w:val="FF0000"/>
-          <w:sz w:val="24"/>
-        </w:rPr>
-        <w:t xml:space="preserve">Священик: </w:t>
-      </w:r>
-      <w:r>
-        <w:rPr>
-          <w:rFonts w:ascii="Times New Roman" w:hAnsi="Times New Roman"/>
-          <w:sz w:val="24"/>
-        </w:rPr>
-        <w:t>Слава тобі, Христе Боже, надіє наша, слава тобі!</w:t>
+        <w:spacing w:after="120"/>
+        <w:jc w:val="both"/>
+      </w:pPr>
+      <w:r>
+        <w:rPr>
+          <w:rFonts w:ascii="Times New Roman" w:hAnsi="Times New Roman"/>
+          <w:i/>
+          <w:color w:val="FF0000"/>
+          <w:sz w:val="24"/>
+        </w:rPr>
+        <w:t>Священик:</w:t>
+      </w:r>
+      <w:r>
+        <w:rPr>
+          <w:rFonts w:ascii="Times New Roman" w:hAnsi="Times New Roman"/>
+          <w:color w:val="FF0000"/>
+          <w:sz w:val="24"/>
+        </w:rPr>
+        <w:t xml:space="preserve"> </w:t>
+      </w:r>
+      <w:r>
+        <w:rPr>
+          <w:rFonts w:ascii="Times New Roman" w:hAnsi="Times New Roman"/>
+          <w:sz w:val="24"/>
+        </w:rPr>
+        <w:t>Слава тобі, Христе Боже, уповання наше, слава тобі!</w:t>
       </w:r>
     </w:p>
     <w:p>
@@ -8515,6 +8364,187 @@
     </w:p>
     <w:p>
       <w:pPr>
+        <w:spacing w:after="120"/>
+      </w:pPr>
+      <w:r>
+        <w:rPr>
+          <w:rFonts w:ascii="Times New Roman" w:hAnsi="Times New Roman"/>
+          <w:i/>
+          <w:color w:val="FF0000"/>
+          <w:sz w:val="24"/>
+        </w:rPr>
+        <w:t>Вірні:</w:t>
+      </w:r>
+      <w:r>
+        <w:rPr>
+          <w:rFonts w:ascii="Times New Roman" w:hAnsi="Times New Roman"/>
+          <w:color w:val="FF0000"/>
+          <w:sz w:val="24"/>
+        </w:rPr>
+        <w:t xml:space="preserve"> </w:t>
+      </w:r>
+      <w:r>
+        <w:rPr>
+          <w:rFonts w:ascii="Times New Roman" w:hAnsi="Times New Roman"/>
+          <w:sz w:val="24"/>
+        </w:rPr>
+        <w:t>Амі́нь.</w:t>
+      </w:r>
+    </w:p>
+    <w:p>
+      <w:pPr>
+        <w:spacing w:after="120"/>
+      </w:pPr>
+      <w:r>
+        <w:rPr>
+          <w:rFonts w:ascii="Times New Roman" w:hAnsi="Times New Roman"/>
+          <w:sz w:val="24"/>
+        </w:rPr>
+        <w:t>Сла́ва Тобі́, Бо́же наш, сла́ва Тобі́.</w:t>
+      </w:r>
+    </w:p>
+    <w:p>
+      <w:pPr>
+        <w:spacing w:after="120"/>
+      </w:pPr>
+      <w:r>
+        <w:rPr>
+          <w:rFonts w:ascii="Times New Roman" w:hAnsi="Times New Roman"/>
+          <w:sz w:val="24"/>
+        </w:rPr>
+        <w:t>Ца́рю небе́сний, утіши́телю, Ду́ше íстини,* що всю́ди єси́ і все наповня́єш,* скарбни́це благ і життя́ пода́телю,* прийди́, і всели́ся в нас,* і очи́сти нас від уся́кої скве́рни,* і спаси́, благи́й, ду́ші на́ші.</w:t>
+      </w:r>
+    </w:p>
+    <w:p>
+      <w:pPr>
+        <w:spacing w:after="120"/>
+        <w:jc w:val="both"/>
+      </w:pPr>
+      <w:r>
+        <w:rPr>
+          <w:rFonts w:ascii="Times New Roman" w:hAnsi="Times New Roman"/>
+          <w:sz w:val="24"/>
+        </w:rPr>
+        <w:t xml:space="preserve">Святий Боже, святий Кріпкий, святий Безсмертний, помилуй нас. </w:t>
+      </w:r>
+      <w:r>
+        <w:rPr>
+          <w:rFonts w:ascii="Times New Roman" w:hAnsi="Times New Roman"/>
+          <w:i/>
+          <w:color w:val="FF0000"/>
+          <w:sz w:val="24"/>
+        </w:rPr>
+        <w:t>(3 р.)</w:t>
+      </w:r>
+    </w:p>
+    <w:p>
+      <w:pPr>
+        <w:rPr>
+          <w:rFonts w:ascii="Times New Roman" w:hAnsi="Times New Roman"/>
+          <w:sz w:val="24"/>
+        </w:rPr>
+      </w:pPr>
+      <w:r>
+        <w:rPr>
+          <w:rFonts w:ascii="Times New Roman" w:hAnsi="Times New Roman"/>
+          <w:sz w:val="24"/>
+        </w:rPr>
+        <w:t>Слава Отцю, і Сину, і Святому Духові,* і нині, і повсякчас, і на віки вічні. Амінь.</w:t>
+      </w:r>
+    </w:p>
+    <w:p>
+      <w:pPr>
+        <w:rPr>
+          <w:rFonts w:ascii="Times New Roman" w:hAnsi="Times New Roman"/>
+          <w:sz w:val="24"/>
+        </w:rPr>
+      </w:pPr>
+      <w:r>
+        <w:rPr>
+          <w:rFonts w:ascii="Times New Roman" w:hAnsi="Times New Roman"/>
+          <w:sz w:val="24"/>
+        </w:rPr>
+        <w:t>Пресвята Тройце, помилуй нас;* Господи, очисти гріхи наші;* Владико, прости беззаконня наші;* Святий, завітай і зціли немочі наші імени твого ради.</w:t>
+      </w:r>
+    </w:p>
+    <w:p>
+      <w:pPr>
+        <w:spacing w:after="120"/>
+        <w:jc w:val="both"/>
+      </w:pPr>
+      <w:r>
+        <w:rPr>
+          <w:rFonts w:ascii="Times New Roman" w:hAnsi="Times New Roman"/>
+          <w:sz w:val="24"/>
+        </w:rPr>
+        <w:t xml:space="preserve">Господи, помилуй. </w:t>
+      </w:r>
+      <w:r>
+        <w:rPr>
+          <w:rFonts w:ascii="Times New Roman" w:hAnsi="Times New Roman"/>
+          <w:i/>
+          <w:color w:val="FF0000"/>
+          <w:sz w:val="24"/>
+        </w:rPr>
+        <w:t>(3 р.)</w:t>
+      </w:r>
+    </w:p>
+    <w:p>
+      <w:pPr>
+        <w:rPr>
+          <w:rFonts w:ascii="Times New Roman" w:hAnsi="Times New Roman"/>
+          <w:sz w:val="24"/>
+        </w:rPr>
+      </w:pPr>
+      <w:r>
+        <w:rPr>
+          <w:rFonts w:ascii="Times New Roman" w:hAnsi="Times New Roman"/>
+          <w:sz w:val="24"/>
+        </w:rPr>
+        <w:t>Слава Отцю, і Сину, і Святому Духові,* і нині, і повсякчас, і на віки вічні. Амінь.</w:t>
+      </w:r>
+    </w:p>
+    <w:p>
+      <w:pPr>
+        <w:rPr>
+          <w:rFonts w:ascii="Times New Roman" w:hAnsi="Times New Roman"/>
+          <w:sz w:val="24"/>
+        </w:rPr>
+      </w:pPr>
+      <w:r>
+        <w:rPr>
+          <w:rFonts w:ascii="Times New Roman" w:hAnsi="Times New Roman"/>
+          <w:sz w:val="24"/>
+        </w:rPr>
+        <w:t>Отче наш, що єси на небесах,* нехай святиться ім’я твоє,* нехай прийде царство твоє,* нехай буде воля твоя, як на небі, так і на землі.* Хліб наш насущний дай нам сьогодні,* і прости нам провини наші,* як і ми прощаємо винуватцям нашим,* і не введи нас у спокусу,* але визволи нас від лукавого.</w:t>
+      </w:r>
+    </w:p>
+    <w:p>
+      <w:pPr>
+        <w:rPr>
+          <w:rFonts w:ascii="Times New Roman" w:hAnsi="Times New Roman"/>
+          <w:sz w:val="24"/>
+        </w:rPr>
+      </w:pPr>
+      <w:r>
+        <w:rPr>
+          <w:rFonts w:ascii="Times New Roman" w:hAnsi="Times New Roman"/>
+          <w:i/>
+          <w:color w:val="FF0000"/>
+          <w:sz w:val="24"/>
+        </w:rPr>
+        <w:t xml:space="preserve">Священик: </w:t>
+      </w:r>
+      <w:r>
+        <w:rPr>
+          <w:rFonts w:ascii="Times New Roman" w:hAnsi="Times New Roman"/>
+          <w:sz w:val="24"/>
+        </w:rPr>
+        <w:t>Бо твоє є царство, і сила, і слава, Отця, і Сина, і Святого Духа, нині і повсякчас, і на віки вічні.</w:t>
+      </w:r>
+    </w:p>
+    <w:p>
+      <w:pPr>
         <w:rPr>
           <w:rFonts w:ascii="Times New Roman" w:hAnsi="Times New Roman"/>
           <w:sz w:val="24"/>
@@ -8534,46 +8564,31 @@
           <w:rFonts w:ascii="Times New Roman" w:hAnsi="Times New Roman"/>
           <w:sz w:val="24"/>
         </w:rPr>
-        <w:t>Амінь. Слава тобі, Боже наш, слава тобі.</w:t>
-      </w:r>
-    </w:p>
-    <w:p>
-      <w:pPr>
-        <w:rPr>
-          <w:rFonts w:ascii="Times New Roman" w:hAnsi="Times New Roman"/>
-          <w:sz w:val="24"/>
-        </w:rPr>
-      </w:pPr>
-      <w:r>
-        <w:rPr>
-          <w:rFonts w:ascii="Times New Roman" w:hAnsi="Times New Roman"/>
-          <w:sz w:val="24"/>
-        </w:rPr>
-        <w:t>Царю небесний, утішителю, Душе істини,* що всюди єси і все наповняєш,* скарбе дібр і життя подателю,* прийди і вселися в нас,* і очисти нас від усякої скверни,* і спаси, Благий, душі наші.</w:t>
-      </w:r>
-    </w:p>
-    <w:p>
-      <w:pPr>
-        <w:rPr>
-          <w:rFonts w:ascii="Times New Roman" w:hAnsi="Times New Roman"/>
-          <w:sz w:val="24"/>
-        </w:rPr>
-      </w:pPr>
-      <w:r>
-        <w:rPr>
-          <w:rFonts w:ascii="Times New Roman" w:hAnsi="Times New Roman"/>
-          <w:sz w:val="24"/>
-        </w:rPr>
-        <w:t xml:space="preserve">Святий Боже, святий Кріпкий, святий Безсмертний, помилуй нас </w:t>
-      </w:r>
-      <w:r>
-        <w:rPr>
-          <w:rFonts w:ascii="Times New Roman" w:hAnsi="Times New Roman"/>
-          <w:i/>
-          <w:color w:val="FF0000"/>
-          <w:sz w:val="24"/>
-        </w:rPr>
-        <w:t>(3 р.)</w:t>
+        <w:t>Амінь.</w:t>
+      </w:r>
+    </w:p>
+    <w:p>
+      <w:pPr>
+        <w:rPr>
+          <w:rFonts w:ascii="Times New Roman" w:hAnsi="Times New Roman"/>
+          <w:sz w:val="24"/>
+        </w:rPr>
+      </w:pPr>
+      <w:r>
+        <w:rPr>
+          <w:rFonts w:ascii="Times New Roman" w:hAnsi="Times New Roman"/>
+          <w:sz w:val="24"/>
+        </w:rPr>
+        <w:t xml:space="preserve">Господи, помилуй </w:t>
+      </w:r>
+      <w:r>
+        <w:rPr>
+          <w:rFonts w:ascii="Times New Roman" w:hAnsi="Times New Roman"/>
+          <w:i/>
+          <w:color w:val="FF0000"/>
+          <w:sz w:val="24"/>
+        </w:rPr>
+        <w:t>(12 р.)</w:t>
       </w:r>
       <w:r>
         <w:rPr>
@@ -8600,218 +8615,41 @@
     </w:p>
     <w:p>
       <w:pPr>
-        <w:rPr>
-          <w:rFonts w:ascii="Times New Roman" w:hAnsi="Times New Roman"/>
-          <w:sz w:val="24"/>
-        </w:rPr>
-      </w:pPr>
-      <w:r>
-        <w:rPr>
-          <w:rFonts w:ascii="Times New Roman" w:hAnsi="Times New Roman"/>
-          <w:sz w:val="24"/>
-        </w:rPr>
-        <w:t>Пресвята Тройце, помилуй нас;* Господи, очисти гріхи наші;* Владико, прости беззаконня наші;* Святий, завітай і зціли немочі наші імени твого ради.</w:t>
-      </w:r>
-    </w:p>
-    <w:p>
-      <w:pPr>
-        <w:rPr>
-          <w:rFonts w:ascii="Times New Roman" w:hAnsi="Times New Roman"/>
-          <w:sz w:val="24"/>
-        </w:rPr>
-      </w:pPr>
-      <w:r>
-        <w:rPr>
-          <w:rFonts w:ascii="Times New Roman" w:hAnsi="Times New Roman"/>
-          <w:sz w:val="24"/>
-        </w:rPr>
-        <w:t xml:space="preserve">Господи, помилуй </w:t>
-      </w:r>
-      <w:r>
-        <w:rPr>
-          <w:rFonts w:ascii="Times New Roman" w:hAnsi="Times New Roman"/>
-          <w:i/>
-          <w:color w:val="FF0000"/>
-          <w:sz w:val="24"/>
-        </w:rPr>
-        <w:t>(3 р.)</w:t>
-      </w:r>
-      <w:r>
-        <w:rPr>
-          <w:rFonts w:ascii="Times New Roman" w:hAnsi="Times New Roman"/>
-          <w:sz w:val="24"/>
-        </w:rPr>
-        <w:t>.</w:t>
-      </w:r>
-    </w:p>
-    <w:p>
-      <w:pPr>
-        <w:rPr>
-          <w:rFonts w:ascii="Times New Roman" w:hAnsi="Times New Roman"/>
-          <w:sz w:val="24"/>
-        </w:rPr>
-      </w:pPr>
-      <w:r>
-        <w:rPr>
-          <w:rFonts w:ascii="Times New Roman" w:hAnsi="Times New Roman"/>
-          <w:sz w:val="24"/>
-        </w:rPr>
-        <w:t>Слава Отцю, і Сину, і Святому Духові,* і нині, і повсякчас, і на віки вічні. Амінь.</w:t>
-      </w:r>
-    </w:p>
-    <w:p>
-      <w:pPr>
-        <w:rPr>
-          <w:rFonts w:ascii="Times New Roman" w:hAnsi="Times New Roman"/>
-          <w:sz w:val="24"/>
-        </w:rPr>
-      </w:pPr>
-      <w:r>
-        <w:rPr>
-          <w:rFonts w:ascii="Times New Roman" w:hAnsi="Times New Roman"/>
-          <w:sz w:val="24"/>
-        </w:rPr>
-        <w:t>Отче наш, що єси на небесах,* нехай святиться ім’я твоє,* нехай прийде царство твоє,* нехай буде воля твоя, як на небі, так і на землі.* Хліб наш насущний дай нам сьогодні,* і прости нам провини наші,* як і ми прощаємо винуватцям нашим,* і не введи нас у спокусу,* але визволи нас від лукавого.</w:t>
-      </w:r>
-    </w:p>
-    <w:p>
-      <w:pPr>
-        <w:rPr>
-          <w:rFonts w:ascii="Times New Roman" w:hAnsi="Times New Roman"/>
-          <w:sz w:val="24"/>
-        </w:rPr>
-      </w:pPr>
-      <w:r>
-        <w:rPr>
-          <w:rFonts w:ascii="Times New Roman" w:hAnsi="Times New Roman"/>
-          <w:i/>
-          <w:color w:val="FF0000"/>
-          <w:sz w:val="24"/>
-        </w:rPr>
-        <w:t xml:space="preserve">Священик: </w:t>
-      </w:r>
-      <w:r>
-        <w:rPr>
-          <w:rFonts w:ascii="Times New Roman" w:hAnsi="Times New Roman"/>
-          <w:sz w:val="24"/>
-        </w:rPr>
-        <w:t>Бо твоє є царство, і сила, і слава, Отця, і Сина, і Святого Духа, нині і повсякчас, і на віки вічні.</w:t>
-      </w:r>
-    </w:p>
-    <w:p>
-      <w:pPr>
-        <w:rPr>
-          <w:rFonts w:ascii="Times New Roman" w:hAnsi="Times New Roman"/>
-          <w:sz w:val="24"/>
-        </w:rPr>
-      </w:pPr>
-      <w:r>
-        <w:rPr>
-          <w:rFonts w:ascii="Times New Roman" w:hAnsi="Times New Roman"/>
-          <w:i/>
-          <w:color w:val="FF0000"/>
-          <w:sz w:val="24"/>
-        </w:rPr>
-        <w:t xml:space="preserve">Вірні: </w:t>
-      </w:r>
-      <w:r>
-        <w:rPr>
-          <w:rFonts w:ascii="Times New Roman" w:hAnsi="Times New Roman"/>
-          <w:sz w:val="24"/>
-        </w:rPr>
-        <w:t>Амінь.</w:t>
-      </w:r>
-    </w:p>
-    <w:p>
-      <w:pPr>
-        <w:rPr>
-          <w:rFonts w:ascii="Times New Roman" w:hAnsi="Times New Roman"/>
-          <w:sz w:val="24"/>
-        </w:rPr>
-      </w:pPr>
-      <w:r>
-        <w:rPr>
-          <w:rFonts w:ascii="Times New Roman" w:hAnsi="Times New Roman"/>
-          <w:sz w:val="24"/>
-        </w:rPr>
-        <w:t xml:space="preserve">Господи, помилуй </w:t>
-      </w:r>
-      <w:r>
-        <w:rPr>
-          <w:rFonts w:ascii="Times New Roman" w:hAnsi="Times New Roman"/>
-          <w:i/>
-          <w:color w:val="FF0000"/>
-          <w:sz w:val="24"/>
-        </w:rPr>
-        <w:t>(12 р.)</w:t>
-      </w:r>
-      <w:r>
-        <w:rPr>
-          <w:rFonts w:ascii="Times New Roman" w:hAnsi="Times New Roman"/>
-          <w:sz w:val="24"/>
-        </w:rPr>
-        <w:t>.</w:t>
-      </w:r>
-    </w:p>
-    <w:p>
-      <w:pPr>
-        <w:rPr>
-          <w:rFonts w:ascii="Times New Roman" w:hAnsi="Times New Roman"/>
-          <w:sz w:val="24"/>
-        </w:rPr>
-      </w:pPr>
-      <w:r>
-        <w:rPr>
-          <w:rFonts w:ascii="Times New Roman" w:hAnsi="Times New Roman"/>
-          <w:sz w:val="24"/>
-        </w:rPr>
-        <w:t>Слава Отцю, і Сину, і Святому Духові,* і нині, і повсякчас, і на віки вічні. Амінь.</w:t>
-      </w:r>
-    </w:p>
-    <w:p>
-      <w:pPr>
-        <w:rPr>
-          <w:rFonts w:ascii="Times New Roman" w:hAnsi="Times New Roman"/>
-          <w:sz w:val="24"/>
-        </w:rPr>
-      </w:pPr>
-      <w:r>
-        <w:rPr>
-          <w:rFonts w:ascii="Times New Roman" w:hAnsi="Times New Roman"/>
-          <w:sz w:val="24"/>
-        </w:rPr>
-        <w:t>Прийдіте, поклонімся* Цареві нашому Богу.</w:t>
-      </w:r>
-    </w:p>
-    <w:p>
-      <w:pPr>
-        <w:rPr>
-          <w:rFonts w:ascii="Times New Roman" w:hAnsi="Times New Roman"/>
-          <w:sz w:val="24"/>
-        </w:rPr>
-      </w:pPr>
-      <w:r>
-        <w:rPr>
-          <w:rFonts w:ascii="Times New Roman" w:hAnsi="Times New Roman"/>
-          <w:sz w:val="24"/>
-        </w:rPr>
-        <w:t>Прийдіте, поклонімся* Христові, Цареві нашому Богу.</w:t>
-      </w:r>
-    </w:p>
-    <w:p>
-      <w:pPr>
-        <w:rPr>
-          <w:rFonts w:ascii="Times New Roman" w:hAnsi="Times New Roman"/>
-          <w:sz w:val="24"/>
-          <w:szCs w:val="32"/>
-        </w:rPr>
-      </w:pPr>
-      <w:r>
-        <w:rPr>
-          <w:rFonts w:ascii="Times New Roman" w:hAnsi="Times New Roman"/>
-          <w:sz w:val="24"/>
-        </w:rPr>
-        <w:t>Прийдіте, поклонімся і припадім* до самого Господа Ісуса Христа, Царя і Бога нашого.</w:t>
+        <w:spacing w:after="120"/>
+        <w:jc w:val="both"/>
+      </w:pPr>
+      <w:r>
+        <w:rPr>
+          <w:rFonts w:ascii="Times New Roman" w:hAnsi="Times New Roman"/>
+          <w:sz w:val="24"/>
+        </w:rPr>
+        <w:t>Прийді́те, поклоні́мся* царе́ві на́шому – Бо́гу.</w:t>
+      </w:r>
+    </w:p>
+    <w:p>
+      <w:pPr>
+        <w:spacing w:after="120"/>
+        <w:jc w:val="both"/>
+      </w:pPr>
+      <w:r>
+        <w:rPr>
+          <w:rFonts w:ascii="Times New Roman" w:hAnsi="Times New Roman"/>
+          <w:sz w:val="24"/>
+        </w:rPr>
+        <w:t>Прийді́те, поклоні́мся* Христо́ві, царе́ві на́шому – Бо́гу.</w:t>
+      </w:r>
+    </w:p>
+    <w:p>
+      <w:pPr>
+        <w:spacing w:after="120"/>
+        <w:jc w:val="both"/>
+      </w:pPr>
+      <w:r>
+        <w:rPr>
+          <w:rFonts w:ascii="Times New Roman" w:hAnsi="Times New Roman"/>
+          <w:sz w:val="24"/>
+        </w:rPr>
+        <w:t>Прийді́те, поклоні́мся і припаді́м* до само́го Го́спода Ісу́са Христа́ – царя́ і Бо́га на́шого.</w:t>
       </w:r>
     </w:p>
     <w:p>
@@ -9578,17 +9416,15 @@
     </w:p>
     <w:p>
       <w:pPr>
-        <w:rPr>
-          <w:rFonts w:ascii="Times New Roman" w:hAnsi="Times New Roman"/>
-          <w:sz w:val="24"/>
-        </w:rPr>
-      </w:pPr>
-      <w:r>
-        <w:rPr>
-          <w:rFonts w:ascii="Times New Roman" w:hAnsi="Times New Roman"/>
-          <w:sz w:val="24"/>
-        </w:rPr>
-        <w:t xml:space="preserve">Господи, помилуй </w:t>
+        <w:spacing w:after="120"/>
+        <w:jc w:val="both"/>
+      </w:pPr>
+      <w:r>
+        <w:rPr>
+          <w:rFonts w:ascii="Times New Roman" w:hAnsi="Times New Roman"/>
+          <w:sz w:val="24"/>
+        </w:rPr>
+        <w:t xml:space="preserve">Господи, помилуй. </w:t>
       </w:r>
       <w:r>
         <w:rPr>
@@ -9599,13 +9435,6 @@
         </w:rPr>
         <w:t>(3 р.)</w:t>
       </w:r>
-      <w:r>
-        <w:rPr>
-          <w:rFonts w:ascii="Times New Roman" w:hAnsi="Times New Roman"/>
-          <w:sz w:val="24"/>
-        </w:rPr>
-        <w:t>.</w:t>
-      </w:r>
     </w:p>
     <w:p>
       <w:pPr>
@@ -9795,17 +9624,15 @@
     </w:p>
     <w:p>
       <w:pPr>
-        <w:rPr>
-          <w:rFonts w:ascii="Times New Roman" w:hAnsi="Times New Roman"/>
-          <w:sz w:val="24"/>
-        </w:rPr>
-      </w:pPr>
-      <w:r>
-        <w:rPr>
-          <w:rFonts w:ascii="Times New Roman" w:hAnsi="Times New Roman"/>
-          <w:sz w:val="24"/>
-        </w:rPr>
-        <w:t xml:space="preserve">Святий Боже, святий Кріпкий, святий Безсмертний, помилуй нас </w:t>
+        <w:spacing w:after="120"/>
+        <w:jc w:val="both"/>
+      </w:pPr>
+      <w:r>
+        <w:rPr>
+          <w:rFonts w:ascii="Times New Roman" w:hAnsi="Times New Roman"/>
+          <w:sz w:val="24"/>
+        </w:rPr>
+        <w:t xml:space="preserve">Святий Боже, святий Кріпкий, святий Безсмертний, помилуй нас. </w:t>
       </w:r>
       <w:r>
         <w:rPr>
@@ -9816,13 +9643,6 @@
         </w:rPr>
         <w:t>(3 р.)</w:t>
       </w:r>
-      <w:r>
-        <w:rPr>
-          <w:rFonts w:ascii="Times New Roman" w:hAnsi="Times New Roman"/>
-          <w:sz w:val="24"/>
-        </w:rPr>
-        <w:t>.</w:t>
-      </w:r>
     </w:p>
     <w:p>
       <w:pPr>
@@ -9856,17 +9676,15 @@
     </w:p>
     <w:p>
       <w:pPr>
-        <w:rPr>
-          <w:rFonts w:ascii="Times New Roman" w:hAnsi="Times New Roman"/>
-          <w:sz w:val="24"/>
-        </w:rPr>
-      </w:pPr>
-      <w:r>
-        <w:rPr>
-          <w:rFonts w:ascii="Times New Roman" w:hAnsi="Times New Roman"/>
-          <w:sz w:val="24"/>
-        </w:rPr>
-        <w:t xml:space="preserve">Господи, помилуй </w:t>
+        <w:spacing w:after="120"/>
+        <w:jc w:val="both"/>
+      </w:pPr>
+      <w:r>
+        <w:rPr>
+          <w:rFonts w:ascii="Times New Roman" w:hAnsi="Times New Roman"/>
+          <w:sz w:val="24"/>
+        </w:rPr>
+        <w:t xml:space="preserve">Господи, помилуй. </w:t>
       </w:r>
       <w:r>
         <w:rPr>
@@ -9876,13 +9694,6 @@
           <w:sz w:val="24"/>
         </w:rPr>
         <w:t>(3 р.)</w:t>
-      </w:r>
-      <w:r>
-        <w:rPr>
-          <w:rFonts w:ascii="Times New Roman" w:hAnsi="Times New Roman"/>
-          <w:sz w:val="24"/>
-        </w:rPr>
-        <w:t>.</w:t>
       </w:r>
     </w:p>
     <w:p>
@@ -10125,17 +9936,15 @@
     </w:p>
     <w:p>
       <w:pPr>
-        <w:rPr>
-          <w:rFonts w:ascii="Times New Roman" w:hAnsi="Times New Roman"/>
-          <w:sz w:val="24"/>
-        </w:rPr>
-      </w:pPr>
-      <w:r>
-        <w:rPr>
-          <w:rFonts w:ascii="Times New Roman" w:hAnsi="Times New Roman"/>
-          <w:sz w:val="24"/>
-        </w:rPr>
-        <w:t xml:space="preserve">Господи, помилуй </w:t>
+        <w:spacing w:after="120"/>
+        <w:jc w:val="both"/>
+      </w:pPr>
+      <w:r>
+        <w:rPr>
+          <w:rFonts w:ascii="Times New Roman" w:hAnsi="Times New Roman"/>
+          <w:sz w:val="24"/>
+        </w:rPr>
+        <w:t xml:space="preserve">Господи, помилуй. </w:t>
       </w:r>
       <w:r>
         <w:rPr>
@@ -10146,13 +9955,6 @@
         </w:rPr>
         <w:t>(3 р.)</w:t>
       </w:r>
-      <w:r>
-        <w:rPr>
-          <w:rFonts w:ascii="Times New Roman" w:hAnsi="Times New Roman"/>
-          <w:sz w:val="24"/>
-        </w:rPr>
-        <w:t>.</w:t>
-      </w:r>
     </w:p>
     <w:p>
       <w:pPr>
@@ -10380,6 +10182,220 @@
     </w:p>
     <w:p>
       <w:pPr>
+        <w:spacing w:after="120"/>
+      </w:pPr>
+      <w:r>
+        <w:rPr>
+          <w:rFonts w:ascii="Times New Roman" w:hAnsi="Times New Roman"/>
+          <w:color w:val="303030"/>
+          <w:sz w:val="24"/>
+        </w:rPr>
+        <w:t xml:space="preserve">Го́споди і Влади́ко життя́ мого́! Духа ліни́вства, недбайли́вости, властолю́б'я і пустомо́вства віджени́ від ме́не. Ду́ха чистоти́, поко́ри, терпели́вости й любо́ви дару́й мені, </w:t>
+      </w:r>
+      <w:r>
+        <w:rPr>
+          <w:rFonts w:ascii="Times New Roman" w:hAnsi="Times New Roman"/>
+          <w:color w:val="303030"/>
+          <w:sz w:val="24"/>
+        </w:rPr>
+        <w:t xml:space="preserve">слузі́ Твоє́му. Так, Го́споди, Ца́рю! Дай мені́ ба́чити гріхи́ мої́ і не осу́джувати бра́та мого́, бо Ти благослове́нний на ві́ки вікі́в. Амі́нь. </w:t>
+      </w:r>
+      <w:r>
+        <w:rPr>
+          <w:rFonts w:ascii="Times New Roman" w:hAnsi="Times New Roman"/>
+          <w:i/>
+          <w:color w:val="FF3333"/>
+          <w:sz w:val="24"/>
+        </w:rPr>
+        <w:t>(Доземний поклін)</w:t>
+      </w:r>
+    </w:p>
+    <w:p>
+      <w:pPr>
+        <w:jc w:val="center"/>
+        <w:rPr>
+          <w:rFonts w:ascii="Times New Roman" w:hAnsi="Times New Roman"/>
+          <w:sz w:val="24"/>
+          <w:lang w:val="en-US"/>
+        </w:rPr>
+      </w:pPr>
+      <w:r>
+        <w:rPr>
+          <w:rFonts w:ascii="Times New Roman" w:hAnsi="Times New Roman"/>
+          <w:i/>
+          <w:color w:val="FF0000"/>
+          <w:sz w:val="24"/>
+        </w:rPr>
+        <w:t>*****</w:t>
+      </w:r>
+    </w:p>
+    <w:p>
+      <w:pPr>
+        <w:spacing w:after="120"/>
+        <w:jc w:val="both"/>
+      </w:pPr>
+      <w:r>
+        <w:rPr>
+          <w:rFonts w:ascii="Times New Roman" w:hAnsi="Times New Roman"/>
+          <w:sz w:val="24"/>
+        </w:rPr>
+        <w:t xml:space="preserve">Святий Боже, святий Кріпкий, святий Безсмертний, помилуй нас. </w:t>
+      </w:r>
+      <w:r>
+        <w:rPr>
+          <w:rFonts w:ascii="Times New Roman" w:hAnsi="Times New Roman"/>
+          <w:i/>
+          <w:color w:val="FF0000"/>
+          <w:sz w:val="24"/>
+        </w:rPr>
+        <w:t>(3 р.)</w:t>
+      </w:r>
+    </w:p>
+    <w:p>
+      <w:pPr>
+        <w:rPr>
+          <w:rFonts w:ascii="Times New Roman" w:hAnsi="Times New Roman"/>
+          <w:sz w:val="24"/>
+        </w:rPr>
+      </w:pPr>
+      <w:r>
+        <w:rPr>
+          <w:rFonts w:ascii="Times New Roman" w:hAnsi="Times New Roman"/>
+          <w:sz w:val="24"/>
+        </w:rPr>
+        <w:t>Слава Отцю, і Сину, і Святому Духові,* і нині і повсякчас, і на віки вічні. Амінь.</w:t>
+      </w:r>
+    </w:p>
+    <w:p>
+      <w:pPr>
+        <w:rPr>
+          <w:rFonts w:ascii="Times New Roman" w:hAnsi="Times New Roman"/>
+          <w:sz w:val="24"/>
+        </w:rPr>
+      </w:pPr>
+      <w:r>
+        <w:rPr>
+          <w:rFonts w:ascii="Times New Roman" w:hAnsi="Times New Roman"/>
+          <w:sz w:val="24"/>
+        </w:rPr>
+        <w:t>Пресвята Тройце, помилуй нас;* Господи, очисти гріхи наші;* Владико, прости беззаконня наші;* Святий, завітай і зціли немочі наші імени твого ради.</w:t>
+      </w:r>
+    </w:p>
+    <w:p>
+      <w:pPr>
+        <w:spacing w:after="120"/>
+        <w:jc w:val="both"/>
+      </w:pPr>
+      <w:r>
+        <w:rPr>
+          <w:rFonts w:ascii="Times New Roman" w:hAnsi="Times New Roman"/>
+          <w:sz w:val="24"/>
+        </w:rPr>
+        <w:t xml:space="preserve">Господи, помилуй. </w:t>
+      </w:r>
+      <w:r>
+        <w:rPr>
+          <w:rFonts w:ascii="Times New Roman" w:hAnsi="Times New Roman"/>
+          <w:i/>
+          <w:color w:val="FF0000"/>
+          <w:sz w:val="24"/>
+        </w:rPr>
+        <w:t>(3 р.)</w:t>
+      </w:r>
+    </w:p>
+    <w:p>
+      <w:pPr>
+        <w:rPr>
+          <w:rFonts w:ascii="Times New Roman" w:hAnsi="Times New Roman"/>
+          <w:sz w:val="24"/>
+        </w:rPr>
+      </w:pPr>
+      <w:r>
+        <w:rPr>
+          <w:rFonts w:ascii="Times New Roman" w:hAnsi="Times New Roman"/>
+          <w:sz w:val="24"/>
+        </w:rPr>
+        <w:t>Слава Отцю, і Сину, і Святому Духові,* і нині і повсякчас, і на віки вічні. Амінь.</w:t>
+      </w:r>
+    </w:p>
+    <w:p>
+      <w:pPr>
+        <w:rPr>
+          <w:rFonts w:ascii="Times New Roman" w:hAnsi="Times New Roman"/>
+          <w:sz w:val="24"/>
+        </w:rPr>
+      </w:pPr>
+      <w:r>
+        <w:rPr>
+          <w:rFonts w:ascii="Times New Roman" w:hAnsi="Times New Roman"/>
+          <w:sz w:val="24"/>
+        </w:rPr>
+        <w:t>Отче наш, що єси на небесах,* нехай святиться ім’я твоє,* нехай прийде царство твоє,* нехай буде воля твоя, як на небі, так і на землі.* Хліб наш насущний дай нам сьогодні,* і прости нам провини наші,* як і ми прощаємо винуватцям нашим,* і не введи нас у спокусу,* але визволи нас від лукавого.</w:t>
+      </w:r>
+    </w:p>
+    <w:p>
+      <w:pPr>
+        <w:rPr>
+          <w:rFonts w:ascii="Times New Roman" w:hAnsi="Times New Roman"/>
+          <w:sz w:val="24"/>
+        </w:rPr>
+      </w:pPr>
+      <w:r>
+        <w:rPr>
+          <w:rFonts w:ascii="Times New Roman" w:hAnsi="Times New Roman"/>
+          <w:i/>
+          <w:color w:val="FF0000"/>
+          <w:sz w:val="24"/>
+        </w:rPr>
+        <w:t xml:space="preserve">Священик: </w:t>
+      </w:r>
+      <w:r>
+        <w:rPr>
+          <w:rFonts w:ascii="Times New Roman" w:hAnsi="Times New Roman"/>
+          <w:sz w:val="24"/>
+        </w:rPr>
+        <w:t>Бо твоє є царство, і сила, і слава, Отця, і Сина, і Святого Духа, нині і повсякчас, і на віки вічні.</w:t>
+      </w:r>
+    </w:p>
+    <w:p>
+      <w:pPr>
+        <w:rPr>
+          <w:rFonts w:ascii="Times New Roman" w:hAnsi="Times New Roman"/>
+          <w:sz w:val="24"/>
+        </w:rPr>
+      </w:pPr>
+      <w:r>
+        <w:rPr>
+          <w:rFonts w:ascii="Times New Roman" w:hAnsi="Times New Roman"/>
+          <w:i/>
+          <w:color w:val="FF0000"/>
+          <w:sz w:val="24"/>
+        </w:rPr>
+        <w:t xml:space="preserve">Вірні: </w:t>
+      </w:r>
+      <w:r>
+        <w:rPr>
+          <w:rFonts w:ascii="Times New Roman" w:hAnsi="Times New Roman"/>
+          <w:sz w:val="24"/>
+        </w:rPr>
+        <w:t>Амінь.</w:t>
+      </w:r>
+    </w:p>
+    <w:p>
+      <w:pPr>
+        <w:rPr>
+          <w:rFonts w:ascii="Times New Roman" w:hAnsi="Times New Roman"/>
+          <w:sz w:val="24"/>
+        </w:rPr>
+      </w:pPr>
+      <w:r>
+        <w:rPr>
+          <w:rFonts w:ascii="Times New Roman" w:hAnsi="Times New Roman"/>
+          <w:sz w:val="24"/>
+        </w:rPr>
+        <w:t xml:space="preserve">Господи, помилуй. </w:t>
+      </w:r>
+      <w:r>
         <w:rPr>
           <w:rFonts w:ascii="Times New Roman" w:hAnsi="Times New Roman"/>
           <w:i/>
@@ -10387,300 +10403,81 @@
           <w:color w:val="FF0000"/>
           <w:sz w:val="24"/>
         </w:rPr>
-      </w:pPr>
-      <w:bookmarkStart w:id="4" w:name="_Hlk67383845"/>
-      <w:r>
-        <w:rPr>
-          <w:rFonts w:ascii="Times New Roman" w:hAnsi="Times New Roman"/>
-          <w:i/>
-          <w:iCs/>
-          <w:color w:val="FF0000"/>
-          <w:sz w:val="24"/>
-        </w:rPr>
-        <w:lastRenderedPageBreak/>
-        <w:t>І знову: молитва св. Єфрема і доземний поклін.</w:t>
-      </w:r>
-    </w:p>
+        <w:t>(12 р.)</w:t>
+      </w:r>
+      <w:r>
+        <w:rPr>
+          <w:rFonts w:ascii="Times New Roman" w:hAnsi="Times New Roman"/>
+          <w:sz w:val="24"/>
+        </w:rPr>
+        <w:t xml:space="preserve"> </w:t>
+      </w:r>
+    </w:p>
+    <w:bookmarkEnd w:id="4"/>
     <w:p>
       <w:pPr>
         <w:jc w:val="center"/>
         <w:rPr>
           <w:rFonts w:ascii="Times New Roman" w:hAnsi="Times New Roman"/>
-          <w:sz w:val="24"/>
-          <w:lang w:val="en-US"/>
-        </w:rPr>
-      </w:pPr>
-      <w:r>
-        <w:rPr>
-          <w:rFonts w:ascii="Times New Roman" w:hAnsi="Times New Roman"/>
-          <w:i/>
-          <w:color w:val="FF0000"/>
-          <w:sz w:val="24"/>
-        </w:rPr>
-        <w:t>*****</w:t>
-      </w:r>
-    </w:p>
-    <w:p>
-      <w:pPr>
-        <w:rPr>
-          <w:rFonts w:ascii="Times New Roman" w:hAnsi="Times New Roman"/>
-          <w:sz w:val="24"/>
-        </w:rPr>
-      </w:pPr>
-      <w:r>
-        <w:rPr>
-          <w:rFonts w:ascii="Times New Roman" w:hAnsi="Times New Roman"/>
-          <w:sz w:val="24"/>
-        </w:rPr>
-        <w:t xml:space="preserve">Святий Боже, святий Кріпкий, святий Безсмертний, помилуй нас </w:t>
-      </w:r>
-      <w:r>
-        <w:rPr>
-          <w:rFonts w:ascii="Times New Roman" w:hAnsi="Times New Roman"/>
-          <w:i/>
-          <w:color w:val="FF0000"/>
-          <w:sz w:val="24"/>
-        </w:rPr>
-        <w:t>(3 р.)</w:t>
-      </w:r>
-      <w:r>
-        <w:rPr>
-          <w:rFonts w:ascii="Times New Roman" w:hAnsi="Times New Roman"/>
-          <w:sz w:val="24"/>
-        </w:rPr>
-        <w:t>.</w:t>
-      </w:r>
-    </w:p>
-    <w:p>
-      <w:pPr>
-        <w:rPr>
-          <w:rFonts w:ascii="Times New Roman" w:hAnsi="Times New Roman"/>
-          <w:sz w:val="24"/>
-        </w:rPr>
-      </w:pPr>
-      <w:r>
-        <w:rPr>
-          <w:rFonts w:ascii="Times New Roman" w:hAnsi="Times New Roman"/>
-          <w:sz w:val="24"/>
-        </w:rPr>
-        <w:t>Слава Отцю, і Сину, і Святому Духові,* і нині і повсякчас, і на віки вічні. Амінь.</w:t>
-      </w:r>
-    </w:p>
-    <w:p>
-      <w:pPr>
-        <w:rPr>
-          <w:rFonts w:ascii="Times New Roman" w:hAnsi="Times New Roman"/>
-          <w:sz w:val="24"/>
-        </w:rPr>
-      </w:pPr>
-      <w:r>
-        <w:rPr>
-          <w:rFonts w:ascii="Times New Roman" w:hAnsi="Times New Roman"/>
-          <w:sz w:val="24"/>
-        </w:rPr>
-        <w:t>Пресвята Тройце, помилуй нас;* Господи, очисти гріхи наші;* Владико, прости беззаконня наші;* Святий, завітай і зціли немочі наші імени твого ради.</w:t>
-      </w:r>
-    </w:p>
-    <w:p>
-      <w:pPr>
-        <w:rPr>
-          <w:rFonts w:ascii="Times New Roman" w:hAnsi="Times New Roman"/>
-          <w:sz w:val="24"/>
-        </w:rPr>
-      </w:pPr>
-      <w:r>
-        <w:rPr>
-          <w:rFonts w:ascii="Times New Roman" w:hAnsi="Times New Roman"/>
-          <w:sz w:val="24"/>
-        </w:rPr>
-        <w:t xml:space="preserve">Господи, помилуй </w:t>
-      </w:r>
-      <w:r>
-        <w:rPr>
-          <w:rFonts w:ascii="Times New Roman" w:hAnsi="Times New Roman"/>
-          <w:i/>
-          <w:color w:val="FF0000"/>
-          <w:sz w:val="24"/>
-        </w:rPr>
-        <w:t>(3 р.)</w:t>
-      </w:r>
-      <w:r>
-        <w:rPr>
-          <w:rFonts w:ascii="Times New Roman" w:hAnsi="Times New Roman"/>
-          <w:sz w:val="24"/>
-        </w:rPr>
-        <w:t>.</w:t>
-      </w:r>
-    </w:p>
-    <w:p>
-      <w:pPr>
-        <w:rPr>
-          <w:rFonts w:ascii="Times New Roman" w:hAnsi="Times New Roman"/>
-          <w:sz w:val="24"/>
-        </w:rPr>
-      </w:pPr>
-      <w:r>
-        <w:rPr>
-          <w:rFonts w:ascii="Times New Roman" w:hAnsi="Times New Roman"/>
-          <w:sz w:val="24"/>
-        </w:rPr>
-        <w:t>Слава Отцю, і Сину, і Святому Духові,* і нині і повсякчас, і на віки вічні. Амінь.</w:t>
-      </w:r>
-    </w:p>
-    <w:p>
-      <w:pPr>
-        <w:rPr>
-          <w:rFonts w:ascii="Times New Roman" w:hAnsi="Times New Roman"/>
-          <w:sz w:val="24"/>
-        </w:rPr>
-      </w:pPr>
-      <w:r>
-        <w:rPr>
-          <w:rFonts w:ascii="Times New Roman" w:hAnsi="Times New Roman"/>
-          <w:sz w:val="24"/>
-        </w:rPr>
-        <w:t>Отче наш, що єси на небесах,* нехай святиться ім’я твоє,* нехай прийде царство твоє,* нехай буде воля твоя, як на небі, так і на землі.* Хліб наш насущний дай нам сьогодні,* і прости нам провини наші,* як і ми прощаємо винуватцям нашим,* і не введи нас у спокусу,* але визволи нас від лукавого.</w:t>
-      </w:r>
-    </w:p>
-    <w:p>
-      <w:pPr>
-        <w:rPr>
-          <w:rFonts w:ascii="Times New Roman" w:hAnsi="Times New Roman"/>
-          <w:sz w:val="24"/>
-        </w:rPr>
-      </w:pPr>
-      <w:r>
-        <w:rPr>
-          <w:rFonts w:ascii="Times New Roman" w:hAnsi="Times New Roman"/>
-          <w:i/>
-          <w:color w:val="FF0000"/>
-          <w:sz w:val="24"/>
-        </w:rPr>
-        <w:t xml:space="preserve">Священик: </w:t>
-      </w:r>
-      <w:r>
-        <w:rPr>
-          <w:rFonts w:ascii="Times New Roman" w:hAnsi="Times New Roman"/>
-          <w:sz w:val="24"/>
-        </w:rPr>
-        <w:t>Бо твоє є царство, і сила, і слава, Отця, і Сина, і Святого Духа, нині і повсякчас, і на віки вічні.</w:t>
-      </w:r>
-    </w:p>
-    <w:p>
-      <w:pPr>
-        <w:rPr>
-          <w:rFonts w:ascii="Times New Roman" w:hAnsi="Times New Roman"/>
-          <w:sz w:val="24"/>
-        </w:rPr>
-      </w:pPr>
-      <w:r>
-        <w:rPr>
-          <w:rFonts w:ascii="Times New Roman" w:hAnsi="Times New Roman"/>
-          <w:i/>
-          <w:color w:val="FF0000"/>
-          <w:sz w:val="24"/>
-        </w:rPr>
-        <w:t xml:space="preserve">Вірні: </w:t>
-      </w:r>
-      <w:r>
-        <w:rPr>
-          <w:rFonts w:ascii="Times New Roman" w:hAnsi="Times New Roman"/>
-          <w:sz w:val="24"/>
-        </w:rPr>
-        <w:t>Амінь.</w:t>
-      </w:r>
-    </w:p>
-    <w:p>
-      <w:pPr>
-        <w:rPr>
-          <w:rFonts w:ascii="Times New Roman" w:hAnsi="Times New Roman"/>
-          <w:sz w:val="24"/>
-        </w:rPr>
-      </w:pPr>
-      <w:r>
-        <w:rPr>
-          <w:rFonts w:ascii="Times New Roman" w:hAnsi="Times New Roman"/>
-          <w:sz w:val="24"/>
-        </w:rPr>
-        <w:t xml:space="preserve">Господи, помилуй. </w:t>
-      </w:r>
-      <w:r>
-        <w:rPr>
-          <w:rFonts w:ascii="Times New Roman" w:hAnsi="Times New Roman"/>
-          <w:i/>
-          <w:iCs/>
-          <w:color w:val="FF0000"/>
-          <w:sz w:val="24"/>
-        </w:rPr>
-        <w:t>(12 р.)</w:t>
-      </w:r>
-      <w:r>
-        <w:rPr>
-          <w:rFonts w:ascii="Times New Roman" w:hAnsi="Times New Roman"/>
+          <w:b/>
+          <w:i/>
+          <w:sz w:val="24"/>
+        </w:rPr>
+      </w:pPr>
+      <w:r>
+        <w:rPr>
+          <w:rFonts w:ascii="Times New Roman" w:hAnsi="Times New Roman"/>
+          <w:b/>
+          <w:i/>
+          <w:color w:val="FF0000"/>
+          <w:sz w:val="24"/>
+        </w:rPr>
+        <w:t>Молитва на Час 9-ий</w:t>
+      </w:r>
+    </w:p>
+    <w:p>
+      <w:pPr>
+        <w:rPr>
+          <w:rFonts w:ascii="Times New Roman" w:hAnsi="Times New Roman"/>
+          <w:sz w:val="24"/>
+        </w:rPr>
+      </w:pPr>
+      <w:r>
+        <w:rPr>
+          <w:rFonts w:ascii="Times New Roman" w:hAnsi="Times New Roman"/>
+          <w:sz w:val="24"/>
+        </w:rPr>
+        <w:t>Владико Господи, Ісусе Христе, Боже наш! Ти довго терпиш наші провини і привів нас аж до цієї години, в яку ти на животворнім дереві висячи, благорозумному розбійникові до раю відчинив вхід і смертю смерть знищив. Очисти нас грішних і недостойних слуг твоїх, бо нагрішили ми й беззаконня натворили, що вже не достойні звести очей наших і поглянути на височінь небесну, бо ми знехтували дорогу правди твоєї і ходили, куди вело нас серце наше! Тож молимо твоє безмірне милосердя: Пожалій нас, Боже, з безмежної милости своєї і спаси нас задля імени твого святого, бо змарнували ми в суєті дні наші. Визволи нас із руки супротивника і прости нам гріхи наші. Умертви тілесні пристрасті наші, щоб відкинувши стару людину, ми в нову зодягнулися, і жили для тебе, Владики нашого і Доброчинця, і так, ідучи за твоїми веліннями, досягли вічного спокою, де для всіх праведних радісна оселя. Бо ти правдиво істинна веселість і радість для тих, які люблять тебе, Христе Боже наш, і тобі славу віддаємо з предвічним твоїм Отцем, і пресвятим, і благим, і животворним твоїм Духом, нині і повсякчас, і на віки вічні. Амінь.</w:t>
+      </w:r>
+    </w:p>
+    <w:p>
+      <w:pPr>
+        <w:spacing w:after="120"/>
+        <w:jc w:val="both"/>
+      </w:pPr>
+      <w:r>
+        <w:rPr>
+          <w:rFonts w:ascii="Times New Roman" w:hAnsi="Times New Roman"/>
+          <w:i/>
+          <w:color w:val="FF0000"/>
+          <w:sz w:val="24"/>
+        </w:rPr>
+        <w:t>Священик:</w:t>
+      </w:r>
+      <w:r>
+        <w:rPr>
+          <w:rFonts w:ascii="Times New Roman" w:hAnsi="Times New Roman"/>
+          <w:color w:val="FF0000"/>
           <w:sz w:val="24"/>
         </w:rPr>
         <w:t xml:space="preserve"> </w:t>
       </w:r>
-    </w:p>
-    <w:bookmarkEnd w:id="4"/>
-    <w:p>
-      <w:pPr>
-        <w:jc w:val="center"/>
-        <w:rPr>
-          <w:rFonts w:ascii="Times New Roman" w:hAnsi="Times New Roman"/>
-          <w:b/>
-          <w:i/>
-          <w:sz w:val="24"/>
-        </w:rPr>
-      </w:pPr>
-      <w:r>
-        <w:rPr>
-          <w:rFonts w:ascii="Times New Roman" w:hAnsi="Times New Roman"/>
-          <w:b/>
-          <w:i/>
-          <w:color w:val="FF0000"/>
-          <w:sz w:val="24"/>
-        </w:rPr>
-        <w:t>Молитва на Час 9-ий</w:t>
-      </w:r>
-    </w:p>
-    <w:p>
-      <w:pPr>
-        <w:rPr>
-          <w:rFonts w:ascii="Times New Roman" w:hAnsi="Times New Roman"/>
-          <w:sz w:val="24"/>
-        </w:rPr>
-      </w:pPr>
-      <w:r>
-        <w:rPr>
-          <w:rFonts w:ascii="Times New Roman" w:hAnsi="Times New Roman"/>
-          <w:sz w:val="24"/>
-        </w:rPr>
-        <w:t>Владико Господи, Ісусе Христе, Боже наш! Ти довго терпиш наші провини і привів нас аж до цієї години, в яку ти на животворнім дереві висячи, благорозумному розбійникові до раю відчинив вхід і смертю смерть знищив. Очисти нас грішних і недостойних слуг твоїх, бо нагрішили ми й беззаконня натворили, що вже не достойні звести очей наших і поглянути на височінь небесну, бо ми знехтували дорогу правди твоєї і ходили, куди вело нас серце наше! Тож молимо твоє безмірне милосердя: Пожалій нас, Боже, з безмежної милости своєї і спаси нас задля імени твого святого, бо змарнували ми в суєті дні наші. Визволи нас із руки супротивника і прости нам гріхи наші. Умертви тілесні пристрасті наші, щоб відкинувши стару людину, ми в нову зодягнулися, і жили для тебе, Владики нашого і Доброчинця, і так, ідучи за твоїми веліннями, досягли вічного спокою, де для всіх праведних радісна оселя. Бо ти правдиво істинна веселість і радість для тих, які люблять тебе, Христе Боже наш, і тобі славу віддаємо з предвічним твоїм Отцем, і пресвятим, і благим, і животворним твоїм Духом, нині і повсякчас, і на віки вічні. Амінь.</w:t>
-      </w:r>
-    </w:p>
-    <w:p>
-      <w:pPr>
-        <w:rPr>
-          <w:rFonts w:ascii="Times New Roman" w:hAnsi="Times New Roman"/>
-          <w:sz w:val="24"/>
-        </w:rPr>
-      </w:pPr>
-      <w:r>
-        <w:rPr>
-          <w:rFonts w:ascii="Times New Roman" w:hAnsi="Times New Roman"/>
-          <w:i/>
-          <w:color w:val="FF0000"/>
-          <w:sz w:val="24"/>
-        </w:rPr>
-        <w:t xml:space="preserve">Священик: </w:t>
-      </w:r>
-      <w:r>
-        <w:rPr>
-          <w:rFonts w:ascii="Times New Roman" w:hAnsi="Times New Roman"/>
-          <w:sz w:val="24"/>
-        </w:rPr>
-        <w:t>Слава тобі, Христе Боже, надіє наша, слава тобі!</w:t>
+      <w:r>
+        <w:rPr>
+          <w:rFonts w:ascii="Times New Roman" w:hAnsi="Times New Roman"/>
+          <w:sz w:val="24"/>
+        </w:rPr>
+        <w:t>Слава тобі, Христе Боже, уповання наше, слава тобі!</w:t>
       </w:r>
     </w:p>
     <w:p>
